--- a/fishing-rod-holder/resources/teacher/Fishing-Rod-Holder-50-Period-Teaching-Program-v2.1-Network-Benchmark.docx
+++ b/fishing-rod-holder/resources/teacher/Fishing-Rod-Holder-50-Period-Teaching-Program-v2.1-Network-Benchmark.docx
@@ -1,6 +1,6 @@
 
 <file path=word/document.xml><?xml version="1.0" encoding="utf-8"?>
-<w:document xmlns:wpc="http://schemas.microsoft.com/office/word/2010/wordprocessingCanvas" xmlns:mo="http://schemas.microsoft.com/office/mac/office/2008/main" xmlns:mc="http://schemas.openxmlformats.org/markup-compatibility/2006" xmlns:mv="urn:schemas-microsoft-com:mac:vml" xmlns:o="urn:schemas-microsoft-com:office:office" xmlns:r="http://schemas.openxmlformats.org/officeDocument/2006/relationships" xmlns:m="http://schemas.openxmlformats.org/officeDocument/2006/math" xmlns:v="urn:schemas-microsoft-com:vml" xmlns:wp14="http://schemas.microsoft.com/office/word/2010/wordprocessingDrawing" xmlns:wp="http://schemas.openxmlformats.org/drawingml/2006/wordprocessingDrawing" xmlns:w10="urn:schemas-microsoft-com:office:word" xmlns:w="http://schemas.openxmlformats.org/wordprocessingml/2006/main" xmlns:w14="http://schemas.microsoft.com/office/word/2010/wordml" xmlns:wpg="http://schemas.microsoft.com/office/word/2010/wordprocessingGroup" xmlns:wpi="http://schemas.microsoft.com/office/word/2010/wordprocessingInk" xmlns:wne="http://schemas.microsoft.com/office/word/2006/wordml" xmlns:wps="http://schemas.microsoft.com/office/word/2010/wordprocessingShape" mc:Ignorable="w14 wp14">
+<w:document xmlns:wp14="http://schemas.microsoft.com/office/word/2010/wordprocessingDrawing" xmlns:w14="http://schemas.microsoft.com/office/word/2010/wordml" xmlns:w="http://schemas.openxmlformats.org/wordprocessingml/2006/main" xmlns:mc="http://schemas.openxmlformats.org/markup-compatibility/2006" xmlns:r="http://schemas.openxmlformats.org/officeDocument/2006/relationships" mc:Ignorable="w14 wp14">
   <w:body>
     <w:p>
       <w:pPr>
@@ -1514,7 +1514,7 @@
                 <w:rFonts w:ascii="Arial" w:hAnsi="Arial"/>
                 <w:b/>
                 <w:color w:val="25342D"/>
-                <w:sz w:val="16"/>
+                <w:sz w:val="19"/>
               </w:rPr>
               <w:t>1</w:t>
             </w:r>
@@ -1536,7 +1536,7 @@
                 <w:rFonts w:ascii="Arial" w:hAnsi="Arial"/>
                 <w:b/>
                 <w:color w:val="25342D"/>
-                <w:sz w:val="16"/>
+                <w:sz w:val="19"/>
               </w:rPr>
               <w:t>Site/theory</w:t>
             </w:r>
@@ -1558,7 +1558,7 @@
                 <w:rFonts w:ascii="Arial" w:hAnsi="Arial"/>
                 <w:b w:val="0"/>
                 <w:color w:val="25342D"/>
-                <w:sz w:val="15"/>
+                <w:sz w:val="19"/>
               </w:rPr>
               <w:t>Module 1: Workshop systems and risk management</w:t>
             </w:r>
@@ -1579,7 +1579,7 @@
               <w:rPr>
                 <w:rFonts w:ascii="Arial" w:hAnsi="Arial"/>
                 <w:color w:val="25342D"/>
-                <w:sz w:val="16"/>
+                <w:sz w:val="19"/>
               </w:rPr>
               <w:t>Read and discuss the named website theory: Risk management is a process, not a poster; Safe workshop practices. Complete the linked knowledge check and record a short application response.</w:t>
             </w:r>
@@ -1594,7 +1594,7 @@
                   <w:color w:val="17583F"/>
                   <w:b/>
                   <w:rFonts w:ascii="Arial" w:hAnsi="Arial"/>
-                  <w:sz w:val="15"/>
+                  <w:sz w:val="19"/>
                 </w:rPr>
                 <w:t>Theory: Risk management is a process, not a poster</w:t>
               </w:r>
@@ -1610,7 +1610,7 @@
                   <w:color w:val="17583F"/>
                   <w:b/>
                   <w:rFonts w:ascii="Arial" w:hAnsi="Arial"/>
-                  <w:sz w:val="15"/>
+                  <w:sz w:val="19"/>
                 </w:rPr>
                 <w:t>Theory: Safe workshop practices</w:t>
               </w:r>
@@ -1626,7 +1626,7 @@
                   <w:color w:val="17583F"/>
                   <w:b/>
                   <w:rFonts w:ascii="Arial" w:hAnsi="Arial"/>
-                  <w:sz w:val="15"/>
+                  <w:sz w:val="19"/>
                 </w:rPr>
                 <w:t>Knowledge check: Workshop systems and risk management</w:t>
               </w:r>
@@ -1642,7 +1642,7 @@
                   <w:color w:val="17583F"/>
                   <w:b/>
                   <w:rFonts w:ascii="Arial" w:hAnsi="Arial"/>
-                  <w:sz w:val="15"/>
+                  <w:sz w:val="19"/>
                 </w:rPr>
                 <w:t>Syllabus learning</w:t>
               </w:r>
@@ -1665,7 +1665,7 @@
                 <w:rFonts w:ascii="Arial" w:hAnsi="Arial"/>
                 <w:b/>
                 <w:color w:val="25342D"/>
-                <w:sz w:val="15"/>
+                <w:sz w:val="19"/>
               </w:rPr>
               <w:t>Recognise and comply with work health and safety (WHS) documentation and signage, and follow WHS rules when…</w:t>
             </w:r>
@@ -1678,7 +1678,7 @@
                   <w:color w:val="17583F"/>
                   <w:b/>
                   <w:rFonts w:ascii="Arial" w:hAnsi="Arial"/>
-                  <w:sz w:val="14"/>
+                  <w:sz w:val="19"/>
                 </w:rPr>
                 <w:t>Official content</w:t>
               </w:r>
@@ -1692,7 +1692,7 @@
               <w:rPr>
                 <w:rFonts w:ascii="Arial" w:hAnsi="Arial"/>
                 <w:color w:val="25342D"/>
-                <w:sz w:val="15"/>
+                <w:sz w:val="19"/>
               </w:rPr>
               <w:t>Outline the principles of risk management and implement risk-reduction procedures</w:t>
             </w:r>
@@ -1705,7 +1705,7 @@
                   <w:color w:val="17583F"/>
                   <w:b/>
                   <w:rFonts w:ascii="Arial" w:hAnsi="Arial"/>
-                  <w:sz w:val="14"/>
+                  <w:sz w:val="19"/>
                 </w:rPr>
                 <w:t>Official content</w:t>
               </w:r>
@@ -1719,7 +1719,7 @@
               <w:rPr>
                 <w:rFonts w:ascii="Arial" w:hAnsi="Arial"/>
                 <w:color w:val="25342D"/>
-                <w:sz w:val="15"/>
+                <w:sz w:val="19"/>
               </w:rPr>
               <w:t>Use subject-specific terminology to communicate industrial technology concepts</w:t>
             </w:r>
@@ -1732,7 +1732,7 @@
                   <w:color w:val="17583F"/>
                   <w:b/>
                   <w:rFonts w:ascii="Arial" w:hAnsi="Arial"/>
-                  <w:sz w:val="14"/>
+                  <w:sz w:val="19"/>
                 </w:rPr>
                 <w:t>Official content</w:t>
               </w:r>
@@ -1747,7 +1747,7 @@
                 <w:rFonts w:ascii="Arial" w:hAnsi="Arial"/>
                 <w:b/>
                 <w:color w:val="17583F"/>
-                <w:sz w:val="14"/>
+                <w:sz w:val="19"/>
               </w:rPr>
               <w:t>INT5-COM-01, INT5-ENV-01, INT5-SAF-01, INT5-DES-01</w:t>
             </w:r>
@@ -1769,7 +1769,7 @@
                 <w:rFonts w:ascii="Arial" w:hAnsi="Arial"/>
                 <w:b w:val="0"/>
                 <w:color w:val="25342D"/>
-                <w:sz w:val="15"/>
+                <w:sz w:val="19"/>
               </w:rPr>
               <w:t>Named theory/check record — Module 1: Risk management is a process, not a poster; Safe workshop practices</w:t>
               <w:br/>
@@ -1799,7 +1799,7 @@
                 <w:rFonts w:ascii="Arial" w:hAnsi="Arial"/>
                 <w:b/>
                 <w:color w:val="25342D"/>
-                <w:sz w:val="16"/>
+                <w:sz w:val="19"/>
               </w:rPr>
               <w:t>2</w:t>
             </w:r>
@@ -1821,7 +1821,7 @@
                 <w:rFonts w:ascii="Arial" w:hAnsi="Arial"/>
                 <w:b/>
                 <w:color w:val="25342D"/>
-                <w:sz w:val="16"/>
+                <w:sz w:val="19"/>
               </w:rPr>
               <w:t>Project/folio</w:t>
             </w:r>
@@ -1843,7 +1843,7 @@
                 <w:rFonts w:ascii="Arial" w:hAnsi="Arial"/>
                 <w:b w:val="0"/>
                 <w:color w:val="25342D"/>
-                <w:sz w:val="15"/>
+                <w:sz w:val="19"/>
               </w:rPr>
               <w:t>Module 1: folio and project decisions</w:t>
             </w:r>
@@ -1864,7 +1864,7 @@
               <w:rPr>
                 <w:rFonts w:ascii="Arial" w:hAnsi="Arial"/>
                 <w:color w:val="25342D"/>
-                <w:sz w:val="16"/>
+                <w:sz w:val="19"/>
               </w:rPr>
               <w:t>Apply Module 1 learning to the current approved project. Update the folio with the relevant decision, supporting evidence, quality check and next step.</w:t>
             </w:r>
@@ -1879,7 +1879,7 @@
                   <w:color w:val="17583F"/>
                   <w:b/>
                   <w:rFonts w:ascii="Arial" w:hAnsi="Arial"/>
-                  <w:sz w:val="15"/>
+                  <w:sz w:val="19"/>
                 </w:rPr>
                 <w:t>Project folio: checkpoint 1</w:t>
               </w:r>
@@ -1895,7 +1895,7 @@
                   <w:color w:val="17583F"/>
                   <w:b/>
                   <w:rFonts w:ascii="Arial" w:hAnsi="Arial"/>
-                  <w:sz w:val="15"/>
+                  <w:sz w:val="19"/>
                 </w:rPr>
                 <w:t>Project folio</w:t>
               </w:r>
@@ -1918,7 +1918,7 @@
                 <w:rFonts w:ascii="Arial" w:hAnsi="Arial"/>
                 <w:b/>
                 <w:color w:val="25342D"/>
-                <w:sz w:val="15"/>
+                <w:sz w:val="19"/>
               </w:rPr>
               <w:t>Identify sustainable materials, technologies and practices when designing projects</w:t>
             </w:r>
@@ -1931,7 +1931,7 @@
                   <w:color w:val="17583F"/>
                   <w:b/>
                   <w:rFonts w:ascii="Arial" w:hAnsi="Arial"/>
-                  <w:sz w:val="14"/>
+                  <w:sz w:val="19"/>
                 </w:rPr>
                 <w:t>Official content</w:t>
               </w:r>
@@ -1945,7 +1945,7 @@
               <w:rPr>
                 <w:rFonts w:ascii="Arial" w:hAnsi="Arial"/>
                 <w:color w:val="25342D"/>
-                <w:sz w:val="15"/>
+                <w:sz w:val="19"/>
               </w:rPr>
               <w:t>Create written texts to document, reflect on and evaluate project development, production and management…</w:t>
             </w:r>
@@ -1958,7 +1958,7 @@
                   <w:color w:val="17583F"/>
                   <w:b/>
                   <w:rFonts w:ascii="Arial" w:hAnsi="Arial"/>
-                  <w:sz w:val="14"/>
+                  <w:sz w:val="19"/>
                 </w:rPr>
                 <w:t>Official content</w:t>
               </w:r>
@@ -1973,7 +1973,7 @@
                 <w:rFonts w:ascii="Arial" w:hAnsi="Arial"/>
                 <w:b/>
                 <w:color w:val="17583F"/>
-                <w:sz w:val="14"/>
+                <w:sz w:val="19"/>
               </w:rPr>
               <w:t>INT5-COM-01, INT5-DES-01, INT5-EVL-01, INT5-USE-01</w:t>
             </w:r>
@@ -1995,7 +1995,7 @@
                 <w:rFonts w:ascii="Arial" w:hAnsi="Arial"/>
                 <w:b w:val="0"/>
                 <w:color w:val="25342D"/>
-                <w:sz w:val="15"/>
+                <w:sz w:val="19"/>
               </w:rPr>
               <w:t>Folio checkpoint 1 — Module 1 decision, supporting evidence and teacher feedback</w:t>
               <w:br/>
@@ -2025,7 +2025,7 @@
                 <w:rFonts w:ascii="Arial" w:hAnsi="Arial"/>
                 <w:b/>
                 <w:color w:val="25342D"/>
-                <w:sz w:val="16"/>
+                <w:sz w:val="19"/>
               </w:rPr>
               <w:t>3</w:t>
             </w:r>
@@ -2047,7 +2047,7 @@
                 <w:rFonts w:ascii="Arial" w:hAnsi="Arial"/>
                 <w:b/>
                 <w:color w:val="25342D"/>
-                <w:sz w:val="16"/>
+                <w:sz w:val="19"/>
               </w:rPr>
               <w:t>Practical</w:t>
             </w:r>
@@ -2069,7 +2069,7 @@
                 <w:rFonts w:ascii="Arial" w:hAnsi="Arial"/>
                 <w:b w:val="0"/>
                 <w:color w:val="25342D"/>
-                <w:sz w:val="15"/>
+                <w:sz w:val="19"/>
               </w:rPr>
               <w:t>Metal skills studio: safe setup evidence</w:t>
             </w:r>
@@ -2090,7 +2090,7 @@
               <w:rPr>
                 <w:rFonts w:ascii="Arial" w:hAnsi="Arial"/>
                 <w:color w:val="25342D"/>
-                <w:sz w:val="16"/>
+                <w:sz w:val="19"/>
               </w:rPr>
               <w:t>Complete the named teacher-authorised whole-course Metal skills studio checkpoint. Use only the locally approved equipment, process, samples, SOP, PPE, supervision and permission; the syllabus-learning page supports concepts and evidence but does not authorise practical work.</w:t>
             </w:r>
@@ -2105,7 +2105,7 @@
                   <w:color w:val="17583F"/>
                   <w:b/>
                   <w:rFonts w:ascii="Arial" w:hAnsi="Arial"/>
-                  <w:sz w:val="15"/>
+                  <w:sz w:val="19"/>
                 </w:rPr>
                 <w:t>Metal skills studio: safe setup evidence</w:t>
               </w:r>
@@ -2121,7 +2121,7 @@
                   <w:color w:val="17583F"/>
                   <w:b/>
                   <w:rFonts w:ascii="Arial" w:hAnsi="Arial"/>
-                  <w:sz w:val="15"/>
+                  <w:sz w:val="19"/>
                 </w:rPr>
                 <w:t>Project production evidence</w:t>
               </w:r>
@@ -2144,7 +2144,7 @@
                 <w:rFonts w:ascii="Arial" w:hAnsi="Arial"/>
                 <w:b/>
                 <w:color w:val="25342D"/>
-                <w:sz w:val="15"/>
+                <w:sz w:val="19"/>
               </w:rPr>
               <w:t>Perform safe set-up of tools and equipment, relevant to the project, including inspecting and adjusting…</w:t>
             </w:r>
@@ -2157,7 +2157,7 @@
                   <w:color w:val="17583F"/>
                   <w:b/>
                   <w:rFonts w:ascii="Arial" w:hAnsi="Arial"/>
-                  <w:sz w:val="14"/>
+                  <w:sz w:val="19"/>
                 </w:rPr>
                 <w:t>Official content</w:t>
               </w:r>
@@ -2171,7 +2171,7 @@
               <w:rPr>
                 <w:rFonts w:ascii="Arial" w:hAnsi="Arial"/>
                 <w:color w:val="25342D"/>
-                <w:sz w:val="15"/>
+                <w:sz w:val="19"/>
               </w:rPr>
               <w:t>Demonstrate safe workshop practices and procedures when using materials, tools and equipment in metal projects</w:t>
             </w:r>
@@ -2184,7 +2184,7 @@
                   <w:color w:val="17583F"/>
                   <w:b/>
                   <w:rFonts w:ascii="Arial" w:hAnsi="Arial"/>
-                  <w:sz w:val="14"/>
+                  <w:sz w:val="19"/>
                 </w:rPr>
                 <w:t>Official content</w:t>
               </w:r>
@@ -2199,7 +2199,7 @@
                 <w:rFonts w:ascii="Arial" w:hAnsi="Arial"/>
                 <w:b/>
                 <w:color w:val="17583F"/>
-                <w:sz w:val="14"/>
+                <w:sz w:val="19"/>
               </w:rPr>
               <w:t>INT5-SAF-01, INT5-USE-01, INT5-INP-01, INT5-PRO-01</w:t>
             </w:r>
@@ -2221,7 +2221,7 @@
                 <w:rFonts w:ascii="Arial" w:hAnsi="Arial"/>
                 <w:b w:val="0"/>
                 <w:color w:val="25342D"/>
-                <w:sz w:val="15"/>
+                <w:sz w:val="19"/>
               </w:rPr>
               <w:t>Metal skills studio: teacher-authorised setup inspection and adjustment record covering only locally approved tools/equipment; SOP, SDS, speed/feed or fume-control requirements remain Teacher to confirm.</w:t>
               <w:br/>
@@ -2251,7 +2251,7 @@
                 <w:rFonts w:ascii="Arial" w:hAnsi="Arial"/>
                 <w:b/>
                 <w:color w:val="25342D"/>
-                <w:sz w:val="16"/>
+                <w:sz w:val="19"/>
               </w:rPr>
               <w:t>4</w:t>
             </w:r>
@@ -2273,7 +2273,7 @@
                 <w:rFonts w:ascii="Arial" w:hAnsi="Arial"/>
                 <w:b/>
                 <w:color w:val="25342D"/>
-                <w:sz w:val="16"/>
+                <w:sz w:val="19"/>
               </w:rPr>
               <w:t>Practical</w:t>
             </w:r>
@@ -2295,7 +2295,7 @@
                 <w:rFonts w:ascii="Arial" w:hAnsi="Arial"/>
                 <w:b w:val="0"/>
                 <w:color w:val="25342D"/>
-                <w:sz w:val="15"/>
+                <w:sz w:val="19"/>
               </w:rPr>
               <w:t>Select and use personal protective equipment (PPE) when working with…</w:t>
             </w:r>
@@ -2316,7 +2316,7 @@
               <w:rPr>
                 <w:rFonts w:ascii="Arial" w:hAnsi="Arial"/>
                 <w:color w:val="25342D"/>
-                <w:sz w:val="16"/>
+                <w:sz w:val="19"/>
               </w:rPr>
               <w:t>Continue the current teacher-approved production stage. Follow the applicable demonstration, SOP and controls; check accuracy, fit, form or surface quality before continuing.</w:t>
             </w:r>
@@ -2331,7 +2331,7 @@
                   <w:color w:val="17583F"/>
                   <w:b/>
                   <w:rFonts w:ascii="Arial" w:hAnsi="Arial"/>
-                  <w:sz w:val="15"/>
+                  <w:sz w:val="19"/>
                 </w:rPr>
                 <w:t>Approved project plan and production evidence</w:t>
               </w:r>
@@ -2347,7 +2347,7 @@
                   <w:color w:val="17583F"/>
                   <w:b/>
                   <w:rFonts w:ascii="Arial" w:hAnsi="Arial"/>
-                  <w:sz w:val="15"/>
+                  <w:sz w:val="19"/>
                 </w:rPr>
                 <w:t>Project production evidence</w:t>
               </w:r>
@@ -2370,7 +2370,7 @@
                 <w:rFonts w:ascii="Arial" w:hAnsi="Arial"/>
                 <w:b/>
                 <w:color w:val="25342D"/>
-                <w:sz w:val="15"/>
+                <w:sz w:val="19"/>
               </w:rPr>
               <w:t>Select and use personal protective equipment (PPE) when working with tools, materials and machines</w:t>
             </w:r>
@@ -2383,7 +2383,7 @@
                   <w:color w:val="17583F"/>
                   <w:b/>
                   <w:rFonts w:ascii="Arial" w:hAnsi="Arial"/>
-                  <w:sz w:val="14"/>
+                  <w:sz w:val="19"/>
                 </w:rPr>
                 <w:t>Official content</w:t>
               </w:r>
@@ -2397,7 +2397,7 @@
               <w:rPr>
                 <w:rFonts w:ascii="Arial" w:hAnsi="Arial"/>
                 <w:color w:val="25342D"/>
-                <w:sz w:val="15"/>
+                <w:sz w:val="19"/>
               </w:rPr>
               <w:t>Demonstrate safe workshop practices and procedures when using materials, tools and equipment in metal projects</w:t>
             </w:r>
@@ -2410,7 +2410,7 @@
                   <w:color w:val="17583F"/>
                   <w:b/>
                   <w:rFonts w:ascii="Arial" w:hAnsi="Arial"/>
-                  <w:sz w:val="14"/>
+                  <w:sz w:val="19"/>
                 </w:rPr>
                 <w:t>Official content</w:t>
               </w:r>
@@ -2425,7 +2425,7 @@
                 <w:rFonts w:ascii="Arial" w:hAnsi="Arial"/>
                 <w:b/>
                 <w:color w:val="17583F"/>
-                <w:sz w:val="14"/>
+                <w:sz w:val="19"/>
               </w:rPr>
               <w:t>INT5-SAF-01, INT5-USE-01, INT5-INP-01, INT5-PRO-01</w:t>
             </w:r>
@@ -2447,7 +2447,7 @@
                 <w:rFonts w:ascii="Arial" w:hAnsi="Arial"/>
                 <w:b w:val="0"/>
                 <w:color w:val="25342D"/>
-                <w:sz w:val="15"/>
+                <w:sz w:val="19"/>
               </w:rPr>
               <w:t>Select and use personal protective equipment (PPE) when working with… — teacher observation, checked result and saved evidence</w:t>
               <w:br/>
@@ -2477,7 +2477,7 @@
                 <w:rFonts w:ascii="Arial" w:hAnsi="Arial"/>
                 <w:b/>
                 <w:color w:val="25342D"/>
-                <w:sz w:val="16"/>
+                <w:sz w:val="19"/>
               </w:rPr>
               <w:t>5</w:t>
             </w:r>
@@ -2499,7 +2499,7 @@
                 <w:rFonts w:ascii="Arial" w:hAnsi="Arial"/>
                 <w:b/>
                 <w:color w:val="25342D"/>
-                <w:sz w:val="16"/>
+                <w:sz w:val="19"/>
               </w:rPr>
               <w:t>Practical</w:t>
             </w:r>
@@ -2521,7 +2521,7 @@
                 <w:rFonts w:ascii="Arial" w:hAnsi="Arial"/>
                 <w:b w:val="0"/>
                 <w:color w:val="25342D"/>
-                <w:sz w:val="15"/>
+                <w:sz w:val="19"/>
               </w:rPr>
               <w:t>Use drawings, jigs or templates, relevant to the project, in the…</w:t>
             </w:r>
@@ -2542,7 +2542,7 @@
               <w:rPr>
                 <w:rFonts w:ascii="Arial" w:hAnsi="Arial"/>
                 <w:color w:val="25342D"/>
-                <w:sz w:val="16"/>
+                <w:sz w:val="19"/>
               </w:rPr>
               <w:t>Complete the current approved checkpoint. Photograph or otherwise record the result, annotate the quality finding and response, then clean down and store work safely.</w:t>
             </w:r>
@@ -2557,7 +2557,7 @@
                   <w:color w:val="17583F"/>
                   <w:b/>
                   <w:rFonts w:ascii="Arial" w:hAnsi="Arial"/>
-                  <w:sz w:val="15"/>
+                  <w:sz w:val="19"/>
                 </w:rPr>
                 <w:t>Approved project plan and production evidence</w:t>
               </w:r>
@@ -2573,7 +2573,7 @@
                   <w:color w:val="17583F"/>
                   <w:b/>
                   <w:rFonts w:ascii="Arial" w:hAnsi="Arial"/>
-                  <w:sz w:val="15"/>
+                  <w:sz w:val="19"/>
                 </w:rPr>
                 <w:t>Project production evidence</w:t>
               </w:r>
@@ -2596,7 +2596,7 @@
                 <w:rFonts w:ascii="Arial" w:hAnsi="Arial"/>
                 <w:b/>
                 <w:color w:val="25342D"/>
-                <w:sz w:val="15"/>
+                <w:sz w:val="19"/>
               </w:rPr>
               <w:t>Use drawings, jigs or templates, relevant to the project, in the manufacture of components and assemblies</w:t>
             </w:r>
@@ -2609,7 +2609,7 @@
                   <w:color w:val="17583F"/>
                   <w:b/>
                   <w:rFonts w:ascii="Arial" w:hAnsi="Arial"/>
-                  <w:sz w:val="14"/>
+                  <w:sz w:val="19"/>
                 </w:rPr>
                 <w:t>Official content</w:t>
               </w:r>
@@ -2623,7 +2623,7 @@
               <w:rPr>
                 <w:rFonts w:ascii="Arial" w:hAnsi="Arial"/>
                 <w:color w:val="25342D"/>
-                <w:sz w:val="15"/>
+                <w:sz w:val="19"/>
               </w:rPr>
               <w:t>Demonstrate safe workshop practices and procedures when using materials, tools and equipment in metal projects</w:t>
             </w:r>
@@ -2636,7 +2636,7 @@
                   <w:color w:val="17583F"/>
                   <w:b/>
                   <w:rFonts w:ascii="Arial" w:hAnsi="Arial"/>
-                  <w:sz w:val="14"/>
+                  <w:sz w:val="19"/>
                 </w:rPr>
                 <w:t>Official content</w:t>
               </w:r>
@@ -2651,7 +2651,7 @@
                 <w:rFonts w:ascii="Arial" w:hAnsi="Arial"/>
                 <w:b/>
                 <w:color w:val="17583F"/>
-                <w:sz w:val="14"/>
+                <w:sz w:val="19"/>
               </w:rPr>
               <w:t>INT5-SAF-01, INT5-USE-01, INT5-INP-01, INT5-PRO-01</w:t>
             </w:r>
@@ -2673,7 +2673,7 @@
                 <w:rFonts w:ascii="Arial" w:hAnsi="Arial"/>
                 <w:b w:val="0"/>
                 <w:color w:val="25342D"/>
-                <w:sz w:val="15"/>
+                <w:sz w:val="19"/>
               </w:rPr>
               <w:t>Use drawings, jigs or templates, relevant to the project, in the… — teacher observation, checked result and saved evidence</w:t>
               <w:br/>
@@ -2875,7 +2875,7 @@
                 <w:rFonts w:ascii="Arial" w:hAnsi="Arial"/>
                 <w:b/>
                 <w:color w:val="25342D"/>
-                <w:sz w:val="16"/>
+                <w:sz w:val="19"/>
               </w:rPr>
               <w:t>6</w:t>
             </w:r>
@@ -2897,7 +2897,7 @@
                 <w:rFonts w:ascii="Arial" w:hAnsi="Arial"/>
                 <w:b/>
                 <w:color w:val="25342D"/>
-                <w:sz w:val="16"/>
+                <w:sz w:val="19"/>
               </w:rPr>
               <w:t>Site/theory</w:t>
             </w:r>
@@ -2919,7 +2919,7 @@
                 <w:rFonts w:ascii="Arial" w:hAnsi="Arial"/>
                 <w:b w:val="0"/>
                 <w:color w:val="25342D"/>
-                <w:sz w:val="15"/>
+                <w:sz w:val="19"/>
               </w:rPr>
               <w:t>Module 1: Workshop systems and risk management</w:t>
             </w:r>
@@ -2940,7 +2940,7 @@
               <w:rPr>
                 <w:rFonts w:ascii="Arial" w:hAnsi="Arial"/>
                 <w:color w:val="25342D"/>
-                <w:sz w:val="16"/>
+                <w:sz w:val="19"/>
               </w:rPr>
               <w:t>Read and discuss the named website theory: Incident response and reporting. Complete the linked knowledge check and record a short application response.</w:t>
             </w:r>
@@ -2955,7 +2955,7 @@
                   <w:color w:val="17583F"/>
                   <w:b/>
                   <w:rFonts w:ascii="Arial" w:hAnsi="Arial"/>
-                  <w:sz w:val="15"/>
+                  <w:sz w:val="19"/>
                 </w:rPr>
                 <w:t>Theory: Incident response and reporting</w:t>
               </w:r>
@@ -2971,7 +2971,7 @@
                   <w:color w:val="17583F"/>
                   <w:b/>
                   <w:rFonts w:ascii="Arial" w:hAnsi="Arial"/>
-                  <w:sz w:val="15"/>
+                  <w:sz w:val="19"/>
                 </w:rPr>
                 <w:t>Knowledge check: Workshop systems and risk management</w:t>
               </w:r>
@@ -2987,7 +2987,7 @@
                   <w:color w:val="17583F"/>
                   <w:b/>
                   <w:rFonts w:ascii="Arial" w:hAnsi="Arial"/>
-                  <w:sz w:val="15"/>
+                  <w:sz w:val="19"/>
                 </w:rPr>
                 <w:t>Syllabus learning</w:t>
               </w:r>
@@ -3010,7 +3010,7 @@
                 <w:rFonts w:ascii="Arial" w:hAnsi="Arial"/>
                 <w:b/>
                 <w:color w:val="25342D"/>
-                <w:sz w:val="15"/>
+                <w:sz w:val="19"/>
               </w:rPr>
               <w:t>Investigate materials, technologies, sustainable development and Practices used to inform design solutions by…</w:t>
             </w:r>
@@ -3023,7 +3023,7 @@
                   <w:color w:val="17583F"/>
                   <w:b/>
                   <w:rFonts w:ascii="Arial" w:hAnsi="Arial"/>
-                  <w:sz w:val="14"/>
+                  <w:sz w:val="19"/>
                 </w:rPr>
                 <w:t>Official content</w:t>
               </w:r>
@@ -3037,7 +3037,7 @@
               <w:rPr>
                 <w:rFonts w:ascii="Arial" w:hAnsi="Arial"/>
                 <w:color w:val="25342D"/>
-                <w:sz w:val="15"/>
+                <w:sz w:val="19"/>
               </w:rPr>
               <w:t>Use subject-specific terminology to communicate industrial technology concepts</w:t>
             </w:r>
@@ -3050,7 +3050,7 @@
                   <w:color w:val="17583F"/>
                   <w:b/>
                   <w:rFonts w:ascii="Arial" w:hAnsi="Arial"/>
-                  <w:sz w:val="14"/>
+                  <w:sz w:val="19"/>
                 </w:rPr>
                 <w:t>Official content</w:t>
               </w:r>
@@ -3065,7 +3065,7 @@
                 <w:rFonts w:ascii="Arial" w:hAnsi="Arial"/>
                 <w:b/>
                 <w:color w:val="17583F"/>
-                <w:sz w:val="14"/>
+                <w:sz w:val="19"/>
               </w:rPr>
               <w:t>INT5-COM-01, INT5-IND-01, INT5-DES-01, INT5-USE-01</w:t>
             </w:r>
@@ -3087,7 +3087,7 @@
                 <w:rFonts w:ascii="Arial" w:hAnsi="Arial"/>
                 <w:b w:val="0"/>
                 <w:color w:val="25342D"/>
-                <w:sz w:val="15"/>
+                <w:sz w:val="19"/>
               </w:rPr>
               <w:t>Named theory/check record — Module 1: Incident response and reporting</w:t>
               <w:br/>
@@ -3117,7 +3117,7 @@
                 <w:rFonts w:ascii="Arial" w:hAnsi="Arial"/>
                 <w:b/>
                 <w:color w:val="25342D"/>
-                <w:sz w:val="16"/>
+                <w:sz w:val="19"/>
               </w:rPr>
               <w:t>7</w:t>
             </w:r>
@@ -3139,7 +3139,7 @@
                 <w:rFonts w:ascii="Arial" w:hAnsi="Arial"/>
                 <w:b/>
                 <w:color w:val="25342D"/>
-                <w:sz w:val="16"/>
+                <w:sz w:val="19"/>
               </w:rPr>
               <w:t>Project/folio</w:t>
             </w:r>
@@ -3161,7 +3161,7 @@
                 <w:rFonts w:ascii="Arial" w:hAnsi="Arial"/>
                 <w:b w:val="0"/>
                 <w:color w:val="25342D"/>
-                <w:sz w:val="15"/>
+                <w:sz w:val="19"/>
               </w:rPr>
               <w:t>Module 1: folio and project decisions</w:t>
             </w:r>
@@ -3182,7 +3182,7 @@
               <w:rPr>
                 <w:rFonts w:ascii="Arial" w:hAnsi="Arial"/>
                 <w:color w:val="25342D"/>
-                <w:sz w:val="16"/>
+                <w:sz w:val="19"/>
               </w:rPr>
               <w:t>Apply Module 1 learning to the current approved project. Update the folio with the relevant decision, supporting evidence, quality check and next step.</w:t>
             </w:r>
@@ -3197,7 +3197,7 @@
                   <w:color w:val="17583F"/>
                   <w:b/>
                   <w:rFonts w:ascii="Arial" w:hAnsi="Arial"/>
-                  <w:sz w:val="15"/>
+                  <w:sz w:val="19"/>
                 </w:rPr>
                 <w:t>Project folio: checkpoint 2</w:t>
               </w:r>
@@ -3213,7 +3213,7 @@
                   <w:color w:val="17583F"/>
                   <w:b/>
                   <w:rFonts w:ascii="Arial" w:hAnsi="Arial"/>
-                  <w:sz w:val="15"/>
+                  <w:sz w:val="19"/>
                 </w:rPr>
                 <w:t>Project folio</w:t>
               </w:r>
@@ -3236,7 +3236,7 @@
                 <w:rFonts w:ascii="Arial" w:hAnsi="Arial"/>
                 <w:b/>
                 <w:color w:val="25342D"/>
-                <w:sz w:val="15"/>
+                <w:sz w:val="19"/>
               </w:rPr>
               <w:t>Prepare materials lists and calculate quantities and costs when making projects</w:t>
             </w:r>
@@ -3249,7 +3249,7 @@
                   <w:color w:val="17583F"/>
                   <w:b/>
                   <w:rFonts w:ascii="Arial" w:hAnsi="Arial"/>
-                  <w:sz w:val="14"/>
+                  <w:sz w:val="19"/>
                 </w:rPr>
                 <w:t>Official content</w:t>
               </w:r>
@@ -3263,7 +3263,7 @@
               <w:rPr>
                 <w:rFonts w:ascii="Arial" w:hAnsi="Arial"/>
                 <w:color w:val="25342D"/>
-                <w:sz w:val="15"/>
+                <w:sz w:val="19"/>
               </w:rPr>
               <w:t>Create written texts to document, reflect on and evaluate project development, production and management…</w:t>
             </w:r>
@@ -3276,7 +3276,7 @@
                   <w:color w:val="17583F"/>
                   <w:b/>
                   <w:rFonts w:ascii="Arial" w:hAnsi="Arial"/>
-                  <w:sz w:val="14"/>
+                  <w:sz w:val="19"/>
                 </w:rPr>
                 <w:t>Official content</w:t>
               </w:r>
@@ -3291,7 +3291,7 @@
                 <w:rFonts w:ascii="Arial" w:hAnsi="Arial"/>
                 <w:b/>
                 <w:color w:val="17583F"/>
-                <w:sz w:val="14"/>
+                <w:sz w:val="19"/>
               </w:rPr>
               <w:t>INT5-COM-01, INT5-DES-01, INT5-EVL-01, INT5-USE-01</w:t>
             </w:r>
@@ -3313,7 +3313,7 @@
                 <w:rFonts w:ascii="Arial" w:hAnsi="Arial"/>
                 <w:b w:val="0"/>
                 <w:color w:val="25342D"/>
-                <w:sz w:val="15"/>
+                <w:sz w:val="19"/>
               </w:rPr>
               <w:t>Folio checkpoint 2 — Module 1 decision, supporting evidence and teacher feedback</w:t>
               <w:br/>
@@ -3343,7 +3343,7 @@
                 <w:rFonts w:ascii="Arial" w:hAnsi="Arial"/>
                 <w:b/>
                 <w:color w:val="25342D"/>
-                <w:sz w:val="16"/>
+                <w:sz w:val="19"/>
               </w:rPr>
               <w:t>8</w:t>
             </w:r>
@@ -3365,7 +3365,7 @@
                 <w:rFonts w:ascii="Arial" w:hAnsi="Arial"/>
                 <w:b/>
                 <w:color w:val="25342D"/>
-                <w:sz w:val="16"/>
+                <w:sz w:val="19"/>
               </w:rPr>
               <w:t>Practical</w:t>
             </w:r>
@@ -3387,7 +3387,7 @@
                 <w:rFonts w:ascii="Arial" w:hAnsi="Arial"/>
                 <w:b w:val="0"/>
                 <w:color w:val="25342D"/>
-                <w:sz w:val="15"/>
+                <w:sz w:val="19"/>
               </w:rPr>
               <w:t>Metal skills studio: stock-form cutting evidence</w:t>
             </w:r>
@@ -3408,7 +3408,7 @@
               <w:rPr>
                 <w:rFonts w:ascii="Arial" w:hAnsi="Arial"/>
                 <w:color w:val="25342D"/>
-                <w:sz w:val="16"/>
+                <w:sz w:val="19"/>
               </w:rPr>
               <w:t>Complete the named teacher-authorised whole-course Metal skills studio checkpoint. Use only the locally approved equipment, process, samples, SOP, PPE, supervision and permission; the syllabus-learning page supports concepts and evidence but does not authorise practical work.</w:t>
             </w:r>
@@ -3423,7 +3423,7 @@
                   <w:color w:val="17583F"/>
                   <w:b/>
                   <w:rFonts w:ascii="Arial" w:hAnsi="Arial"/>
-                  <w:sz w:val="15"/>
+                  <w:sz w:val="19"/>
                 </w:rPr>
                 <w:t>Metal skills studio: stock-form cutting evidence</w:t>
               </w:r>
@@ -3446,7 +3446,7 @@
                 <w:rFonts w:ascii="Arial" w:hAnsi="Arial"/>
                 <w:b/>
                 <w:color w:val="25342D"/>
-                <w:sz w:val="15"/>
+                <w:sz w:val="19"/>
               </w:rPr>
               <w:t>Apply techniques using equipment for the cutting, shaping and forming of sheet metal and metal sections…</w:t>
             </w:r>
@@ -3459,7 +3459,7 @@
                   <w:color w:val="17583F"/>
                   <w:b/>
                   <w:rFonts w:ascii="Arial" w:hAnsi="Arial"/>
-                  <w:sz w:val="14"/>
+                  <w:sz w:val="19"/>
                 </w:rPr>
                 <w:t>Official content</w:t>
               </w:r>
@@ -3473,7 +3473,7 @@
               <w:rPr>
                 <w:rFonts w:ascii="Arial" w:hAnsi="Arial"/>
                 <w:color w:val="25342D"/>
-                <w:sz w:val="15"/>
+                <w:sz w:val="19"/>
               </w:rPr>
               <w:t>Demonstrate safe workshop practices and procedures when using materials, tools and equipment in metal projects</w:t>
             </w:r>
@@ -3486,7 +3486,7 @@
                   <w:color w:val="17583F"/>
                   <w:b/>
                   <w:rFonts w:ascii="Arial" w:hAnsi="Arial"/>
-                  <w:sz w:val="14"/>
+                  <w:sz w:val="19"/>
                 </w:rPr>
                 <w:t>Official content</w:t>
               </w:r>
@@ -3501,7 +3501,7 @@
                 <w:rFonts w:ascii="Arial" w:hAnsi="Arial"/>
                 <w:b/>
                 <w:color w:val="17583F"/>
-                <w:sz w:val="14"/>
+                <w:sz w:val="19"/>
               </w:rPr>
               <w:t>INT5-SAF-01, INT5-USE-01, INT5-INP-01, INT5-PRO-01</w:t>
             </w:r>
@@ -3523,7 +3523,7 @@
                 <w:rFonts w:ascii="Arial" w:hAnsi="Arial"/>
                 <w:b w:val="0"/>
                 <w:color w:val="25342D"/>
-                <w:sz w:val="15"/>
+                <w:sz w:val="19"/>
               </w:rPr>
               <w:t>Metal skills studio: teacher-authorised cutting/shaping/forming performance samples across the locally approved stock forms; equipment, samples, SOPs and permission remain Teacher to confirm.</w:t>
               <w:br/>
@@ -3553,7 +3553,7 @@
                 <w:rFonts w:ascii="Arial" w:hAnsi="Arial"/>
                 <w:b/>
                 <w:color w:val="25342D"/>
-                <w:sz w:val="16"/>
+                <w:sz w:val="19"/>
               </w:rPr>
               <w:t>9</w:t>
             </w:r>
@@ -3575,7 +3575,7 @@
                 <w:rFonts w:ascii="Arial" w:hAnsi="Arial"/>
                 <w:b/>
                 <w:color w:val="25342D"/>
-                <w:sz w:val="16"/>
+                <w:sz w:val="19"/>
               </w:rPr>
               <w:t>Practical</w:t>
             </w:r>
@@ -3597,7 +3597,7 @@
                 <w:rFonts w:ascii="Arial" w:hAnsi="Arial"/>
                 <w:b w:val="0"/>
                 <w:color w:val="25342D"/>
-                <w:sz w:val="15"/>
+                <w:sz w:val="19"/>
               </w:rPr>
               <w:t>Module 1: controlled production</w:t>
             </w:r>
@@ -3618,7 +3618,7 @@
               <w:rPr>
                 <w:rFonts w:ascii="Arial" w:hAnsi="Arial"/>
                 <w:color w:val="25342D"/>
-                <w:sz w:val="16"/>
+                <w:sz w:val="19"/>
               </w:rPr>
               <w:t>Continue the current teacher-approved production stage. Follow the applicable demonstration, SOP and controls; check accuracy, fit, form or surface quality before continuing.</w:t>
             </w:r>
@@ -3633,7 +3633,7 @@
                   <w:color w:val="17583F"/>
                   <w:b/>
                   <w:rFonts w:ascii="Arial" w:hAnsi="Arial"/>
-                  <w:sz w:val="15"/>
+                  <w:sz w:val="19"/>
                 </w:rPr>
                 <w:t>Approved project plan and production evidence</w:t>
               </w:r>
@@ -3655,7 +3655,7 @@
               <w:rPr>
                 <w:rFonts w:ascii="Arial" w:hAnsi="Arial"/>
                 <w:color w:val="25342D"/>
-                <w:sz w:val="15"/>
+                <w:sz w:val="19"/>
               </w:rPr>
               <w:t>Demonstrate safe workshop practices and procedures when using materials, tools and equipment in metal projects</w:t>
             </w:r>
@@ -3668,7 +3668,7 @@
                   <w:color w:val="17583F"/>
                   <w:b/>
                   <w:rFonts w:ascii="Arial" w:hAnsi="Arial"/>
-                  <w:sz w:val="14"/>
+                  <w:sz w:val="19"/>
                 </w:rPr>
                 <w:t>Official content</w:t>
               </w:r>
@@ -3683,7 +3683,7 @@
                 <w:rFonts w:ascii="Arial" w:hAnsi="Arial"/>
                 <w:b/>
                 <w:color w:val="17583F"/>
-                <w:sz w:val="14"/>
+                <w:sz w:val="19"/>
               </w:rPr>
               <w:t>INT5-SAF-01, INT5-USE-01, INT5-INP-01, INT5-PRO-01</w:t>
             </w:r>
@@ -3705,7 +3705,7 @@
                 <w:rFonts w:ascii="Arial" w:hAnsi="Arial"/>
                 <w:b w:val="0"/>
                 <w:color w:val="25342D"/>
-                <w:sz w:val="15"/>
+                <w:sz w:val="19"/>
               </w:rPr>
               <w:t>Practical checkpoint 2B — Teacher observation of controlled process and named quality check</w:t>
               <w:br/>
@@ -3735,7 +3735,7 @@
                 <w:rFonts w:ascii="Arial" w:hAnsi="Arial"/>
                 <w:b/>
                 <w:color w:val="25342D"/>
-                <w:sz w:val="16"/>
+                <w:sz w:val="19"/>
               </w:rPr>
               <w:t>10</w:t>
             </w:r>
@@ -3757,7 +3757,7 @@
                 <w:rFonts w:ascii="Arial" w:hAnsi="Arial"/>
                 <w:b/>
                 <w:color w:val="25342D"/>
-                <w:sz w:val="16"/>
+                <w:sz w:val="19"/>
               </w:rPr>
               <w:t>Practical</w:t>
             </w:r>
@@ -3779,7 +3779,7 @@
                 <w:rFonts w:ascii="Arial" w:hAnsi="Arial"/>
                 <w:b w:val="0"/>
                 <w:color w:val="25342D"/>
-                <w:sz w:val="15"/>
+                <w:sz w:val="19"/>
               </w:rPr>
               <w:t>Apply technical skill to refine and make quality projects</w:t>
             </w:r>
@@ -3800,7 +3800,7 @@
               <w:rPr>
                 <w:rFonts w:ascii="Arial" w:hAnsi="Arial"/>
                 <w:color w:val="25342D"/>
-                <w:sz w:val="16"/>
+                <w:sz w:val="19"/>
               </w:rPr>
               <w:t>Complete the current approved checkpoint. Photograph or otherwise record the result, annotate the quality finding and response, then clean down and store work safely.</w:t>
             </w:r>
@@ -3815,7 +3815,7 @@
                   <w:color w:val="17583F"/>
                   <w:b/>
                   <w:rFonts w:ascii="Arial" w:hAnsi="Arial"/>
-                  <w:sz w:val="15"/>
+                  <w:sz w:val="19"/>
                 </w:rPr>
                 <w:t>Approved project plan and production evidence</w:t>
               </w:r>
@@ -3831,7 +3831,7 @@
                   <w:color w:val="17583F"/>
                   <w:b/>
                   <w:rFonts w:ascii="Arial" w:hAnsi="Arial"/>
-                  <w:sz w:val="15"/>
+                  <w:sz w:val="19"/>
                 </w:rPr>
                 <w:t>Project production evidence</w:t>
               </w:r>
@@ -3854,7 +3854,7 @@
                 <w:rFonts w:ascii="Arial" w:hAnsi="Arial"/>
                 <w:b/>
                 <w:color w:val="25342D"/>
-                <w:sz w:val="15"/>
+                <w:sz w:val="19"/>
               </w:rPr>
               <w:t>Apply technical skill to refine and make quality projects</w:t>
             </w:r>
@@ -3867,7 +3867,7 @@
                   <w:color w:val="17583F"/>
                   <w:b/>
                   <w:rFonts w:ascii="Arial" w:hAnsi="Arial"/>
-                  <w:sz w:val="14"/>
+                  <w:sz w:val="19"/>
                 </w:rPr>
                 <w:t>Official content</w:t>
               </w:r>
@@ -3881,7 +3881,7 @@
               <w:rPr>
                 <w:rFonts w:ascii="Arial" w:hAnsi="Arial"/>
                 <w:color w:val="25342D"/>
-                <w:sz w:val="15"/>
+                <w:sz w:val="19"/>
               </w:rPr>
               <w:t>Demonstrate safe workshop practices and procedures when using materials, tools and equipment in metal projects</w:t>
             </w:r>
@@ -3894,7 +3894,7 @@
                   <w:color w:val="17583F"/>
                   <w:b/>
                   <w:rFonts w:ascii="Arial" w:hAnsi="Arial"/>
-                  <w:sz w:val="14"/>
+                  <w:sz w:val="19"/>
                 </w:rPr>
                 <w:t>Official content</w:t>
               </w:r>
@@ -3909,7 +3909,7 @@
                 <w:rFonts w:ascii="Arial" w:hAnsi="Arial"/>
                 <w:b/>
                 <w:color w:val="17583F"/>
-                <w:sz w:val="14"/>
+                <w:sz w:val="19"/>
               </w:rPr>
               <w:t>INT5-SAF-01, INT5-USE-01, INT5-INP-01, INT5-PRO-01</w:t>
             </w:r>
@@ -3931,7 +3931,7 @@
                 <w:rFonts w:ascii="Arial" w:hAnsi="Arial"/>
                 <w:b w:val="0"/>
                 <w:color w:val="25342D"/>
-                <w:sz w:val="15"/>
+                <w:sz w:val="19"/>
               </w:rPr>
               <w:t>Apply technical skill to refine and make quality projects — teacher observation, checked result and saved evidence</w:t>
               <w:br/>
@@ -4133,7 +4133,7 @@
                 <w:rFonts w:ascii="Arial" w:hAnsi="Arial"/>
                 <w:b/>
                 <w:color w:val="25342D"/>
-                <w:sz w:val="16"/>
+                <w:sz w:val="19"/>
               </w:rPr>
               <w:t>11</w:t>
             </w:r>
@@ -4155,7 +4155,7 @@
                 <w:rFonts w:ascii="Arial" w:hAnsi="Arial"/>
                 <w:b/>
                 <w:color w:val="25342D"/>
-                <w:sz w:val="16"/>
+                <w:sz w:val="19"/>
               </w:rPr>
               <w:t>Site/theory</w:t>
             </w:r>
@@ -4177,7 +4177,7 @@
                 <w:rFonts w:ascii="Arial" w:hAnsi="Arial"/>
                 <w:b w:val="0"/>
                 <w:color w:val="25342D"/>
-                <w:sz w:val="15"/>
+                <w:sz w:val="19"/>
               </w:rPr>
               <w:t>Module 2: Fishing Rod Holder brief, materials and planning</w:t>
             </w:r>
@@ -4198,7 +4198,7 @@
               <w:rPr>
                 <w:rFonts w:ascii="Arial" w:hAnsi="Arial"/>
                 <w:color w:val="25342D"/>
-                <w:sz w:val="16"/>
+                <w:sz w:val="19"/>
               </w:rPr>
               <w:t>Read and discuss the named website theory: Choose metal for the job; The Fishing Rod Holder brief and production context. Complete the linked knowledge check and record a short application response.</w:t>
             </w:r>
@@ -4213,7 +4213,7 @@
                   <w:color w:val="17583F"/>
                   <w:b/>
                   <w:rFonts w:ascii="Arial" w:hAnsi="Arial"/>
-                  <w:sz w:val="15"/>
+                  <w:sz w:val="19"/>
                 </w:rPr>
                 <w:t>Theory: Choose metal for the job</w:t>
               </w:r>
@@ -4229,7 +4229,7 @@
                   <w:color w:val="17583F"/>
                   <w:b/>
                   <w:rFonts w:ascii="Arial" w:hAnsi="Arial"/>
-                  <w:sz w:val="15"/>
+                  <w:sz w:val="19"/>
                 </w:rPr>
                 <w:t>Theory: The Fishing Rod Holder brief and production context</w:t>
               </w:r>
@@ -4245,7 +4245,7 @@
                   <w:color w:val="17583F"/>
                   <w:b/>
                   <w:rFonts w:ascii="Arial" w:hAnsi="Arial"/>
-                  <w:sz w:val="15"/>
+                  <w:sz w:val="19"/>
                 </w:rPr>
                 <w:t>Knowledge check: Fishing Rod Holder brief, materials and planning</w:t>
               </w:r>
@@ -4261,7 +4261,7 @@
                   <w:color w:val="17583F"/>
                   <w:b/>
                   <w:rFonts w:ascii="Arial" w:hAnsi="Arial"/>
-                  <w:sz w:val="15"/>
+                  <w:sz w:val="19"/>
                 </w:rPr>
                 <w:t>Syllabus learning</w:t>
               </w:r>
@@ -4284,7 +4284,7 @@
                 <w:rFonts w:ascii="Arial" w:hAnsi="Arial"/>
                 <w:b/>
                 <w:color w:val="25342D"/>
-                <w:sz w:val="15"/>
+                <w:sz w:val="19"/>
               </w:rPr>
               <w:t>Investigate the sources, mining, refining and processing of ores for the production of metal products</w:t>
             </w:r>
@@ -4297,7 +4297,7 @@
                   <w:color w:val="17583F"/>
                   <w:b/>
                   <w:rFonts w:ascii="Arial" w:hAnsi="Arial"/>
-                  <w:sz w:val="14"/>
+                  <w:sz w:val="19"/>
                 </w:rPr>
                 <w:t>Official content</w:t>
               </w:r>
@@ -4311,7 +4311,7 @@
               <w:rPr>
                 <w:rFonts w:ascii="Arial" w:hAnsi="Arial"/>
                 <w:color w:val="25342D"/>
-                <w:sz w:val="15"/>
+                <w:sz w:val="19"/>
               </w:rPr>
               <w:t>Use subject-specific terminology to communicate industrial technology concepts</w:t>
             </w:r>
@@ -4324,7 +4324,7 @@
                   <w:color w:val="17583F"/>
                   <w:b/>
                   <w:rFonts w:ascii="Arial" w:hAnsi="Arial"/>
-                  <w:sz w:val="14"/>
+                  <w:sz w:val="19"/>
                 </w:rPr>
                 <w:t>Official content</w:t>
               </w:r>
@@ -4339,7 +4339,7 @@
                 <w:rFonts w:ascii="Arial" w:hAnsi="Arial"/>
                 <w:b/>
                 <w:color w:val="17583F"/>
-                <w:sz w:val="14"/>
+                <w:sz w:val="19"/>
               </w:rPr>
               <w:t>INT5-COM-01, INT5-ENV-01, INT5-USE-01, INT5-INP-01</w:t>
             </w:r>
@@ -4361,7 +4361,7 @@
                 <w:rFonts w:ascii="Arial" w:hAnsi="Arial"/>
                 <w:b w:val="0"/>
                 <w:color w:val="25342D"/>
-                <w:sz w:val="15"/>
+                <w:sz w:val="19"/>
               </w:rPr>
               <w:t>Named theory/check record — Module 2: Choose metal for the job; The Fishing Rod Holder brief and production context</w:t>
               <w:br/>
@@ -4391,7 +4391,7 @@
                 <w:rFonts w:ascii="Arial" w:hAnsi="Arial"/>
                 <w:b/>
                 <w:color w:val="25342D"/>
-                <w:sz w:val="16"/>
+                <w:sz w:val="19"/>
               </w:rPr>
               <w:t>12</w:t>
             </w:r>
@@ -4413,7 +4413,7 @@
                 <w:rFonts w:ascii="Arial" w:hAnsi="Arial"/>
                 <w:b/>
                 <w:color w:val="25342D"/>
-                <w:sz w:val="16"/>
+                <w:sz w:val="19"/>
               </w:rPr>
               <w:t>Project/folio</w:t>
             </w:r>
@@ -4435,7 +4435,7 @@
                 <w:rFonts w:ascii="Arial" w:hAnsi="Arial"/>
                 <w:b w:val="0"/>
                 <w:color w:val="25342D"/>
-                <w:sz w:val="15"/>
+                <w:sz w:val="19"/>
               </w:rPr>
               <w:t>Module 2: folio and project decisions</w:t>
             </w:r>
@@ -4456,7 +4456,7 @@
               <w:rPr>
                 <w:rFonts w:ascii="Arial" w:hAnsi="Arial"/>
                 <w:color w:val="25342D"/>
-                <w:sz w:val="16"/>
+                <w:sz w:val="19"/>
               </w:rPr>
               <w:t>Apply Module 2 learning to the current approved project. Update the folio with the relevant decision, supporting evidence, quality check and next step.</w:t>
             </w:r>
@@ -4471,7 +4471,7 @@
                   <w:color w:val="17583F"/>
                   <w:b/>
                   <w:rFonts w:ascii="Arial" w:hAnsi="Arial"/>
-                  <w:sz w:val="15"/>
+                  <w:sz w:val="19"/>
                 </w:rPr>
                 <w:t>Project folio: checkpoint 3</w:t>
               </w:r>
@@ -4487,7 +4487,7 @@
                   <w:color w:val="17583F"/>
                   <w:b/>
                   <w:rFonts w:ascii="Arial" w:hAnsi="Arial"/>
-                  <w:sz w:val="15"/>
+                  <w:sz w:val="19"/>
                 </w:rPr>
                 <w:t>Project folio</w:t>
               </w:r>
@@ -4510,7 +4510,7 @@
                 <w:rFonts w:ascii="Arial" w:hAnsi="Arial"/>
                 <w:b/>
                 <w:color w:val="25342D"/>
-                <w:sz w:val="15"/>
+                <w:sz w:val="19"/>
               </w:rPr>
               <w:t>Use digital technologies to develop and communicate ideas</w:t>
             </w:r>
@@ -4523,7 +4523,7 @@
                   <w:color w:val="17583F"/>
                   <w:b/>
                   <w:rFonts w:ascii="Arial" w:hAnsi="Arial"/>
-                  <w:sz w:val="14"/>
+                  <w:sz w:val="19"/>
                 </w:rPr>
                 <w:t>Official content</w:t>
               </w:r>
@@ -4537,7 +4537,7 @@
               <w:rPr>
                 <w:rFonts w:ascii="Arial" w:hAnsi="Arial"/>
                 <w:color w:val="25342D"/>
-                <w:sz w:val="15"/>
+                <w:sz w:val="19"/>
               </w:rPr>
               <w:t>Create written texts to document, reflect on and evaluate project development, production and management…</w:t>
             </w:r>
@@ -4550,7 +4550,7 @@
                   <w:color w:val="17583F"/>
                   <w:b/>
                   <w:rFonts w:ascii="Arial" w:hAnsi="Arial"/>
-                  <w:sz w:val="14"/>
+                  <w:sz w:val="19"/>
                 </w:rPr>
                 <w:t>Official content</w:t>
               </w:r>
@@ -4565,7 +4565,7 @@
                 <w:rFonts w:ascii="Arial" w:hAnsi="Arial"/>
                 <w:b/>
                 <w:color w:val="17583F"/>
-                <w:sz w:val="14"/>
+                <w:sz w:val="19"/>
               </w:rPr>
               <w:t>INT5-COM-01, INT5-DES-01, INT5-EVL-01</w:t>
             </w:r>
@@ -4587,7 +4587,7 @@
                 <w:rFonts w:ascii="Arial" w:hAnsi="Arial"/>
                 <w:b w:val="0"/>
                 <w:color w:val="25342D"/>
-                <w:sz w:val="15"/>
+                <w:sz w:val="19"/>
               </w:rPr>
               <w:t>Folio checkpoint 3 — Module 2 decision, supporting evidence and teacher feedback</w:t>
               <w:br/>
@@ -4617,7 +4617,7 @@
                 <w:rFonts w:ascii="Arial" w:hAnsi="Arial"/>
                 <w:b/>
                 <w:color w:val="25342D"/>
-                <w:sz w:val="16"/>
+                <w:sz w:val="19"/>
               </w:rPr>
               <w:t>13</w:t>
             </w:r>
@@ -4639,7 +4639,7 @@
                 <w:rFonts w:ascii="Arial" w:hAnsi="Arial"/>
                 <w:b/>
                 <w:color w:val="25342D"/>
-                <w:sz w:val="16"/>
+                <w:sz w:val="19"/>
               </w:rPr>
               <w:t>Practical</w:t>
             </w:r>
@@ -4661,7 +4661,7 @@
                 <w:rFonts w:ascii="Arial" w:hAnsi="Arial"/>
                 <w:b w:val="0"/>
                 <w:color w:val="25342D"/>
-                <w:sz w:val="15"/>
+                <w:sz w:val="19"/>
               </w:rPr>
               <w:t>Prepare working environments for the production, finishing and assembly…</w:t>
             </w:r>
@@ -4682,7 +4682,7 @@
               <w:rPr>
                 <w:rFonts w:ascii="Arial" w:hAnsi="Arial"/>
                 <w:color w:val="25342D"/>
-                <w:sz w:val="16"/>
+                <w:sz w:val="19"/>
               </w:rPr>
               <w:t>Confirm the current teacher-issued plan, hazards, controls, setup, permission and quality hold point. Complete only the demonstrated production stage.</w:t>
             </w:r>
@@ -4697,7 +4697,7 @@
                   <w:color w:val="17583F"/>
                   <w:b/>
                   <w:rFonts w:ascii="Arial" w:hAnsi="Arial"/>
-                  <w:sz w:val="15"/>
+                  <w:sz w:val="19"/>
                 </w:rPr>
                 <w:t>Approved project plan and production evidence</w:t>
               </w:r>
@@ -4713,7 +4713,7 @@
                   <w:color w:val="17583F"/>
                   <w:b/>
                   <w:rFonts w:ascii="Arial" w:hAnsi="Arial"/>
-                  <w:sz w:val="15"/>
+                  <w:sz w:val="19"/>
                 </w:rPr>
                 <w:t>Project production evidence</w:t>
               </w:r>
@@ -4736,7 +4736,7 @@
                 <w:rFonts w:ascii="Arial" w:hAnsi="Arial"/>
                 <w:b/>
                 <w:color w:val="25342D"/>
-                <w:sz w:val="15"/>
+                <w:sz w:val="19"/>
               </w:rPr>
               <w:t>Prepare working environments for the production, finishing and assembly of metal products</w:t>
             </w:r>
@@ -4749,7 +4749,7 @@
                   <w:color w:val="17583F"/>
                   <w:b/>
                   <w:rFonts w:ascii="Arial" w:hAnsi="Arial"/>
-                  <w:sz w:val="14"/>
+                  <w:sz w:val="19"/>
                 </w:rPr>
                 <w:t>Official content</w:t>
               </w:r>
@@ -4763,7 +4763,7 @@
               <w:rPr>
                 <w:rFonts w:ascii="Arial" w:hAnsi="Arial"/>
                 <w:color w:val="25342D"/>
-                <w:sz w:val="15"/>
+                <w:sz w:val="19"/>
               </w:rPr>
               <w:t>Demonstrate safe workshop practices and procedures when using materials, tools and equipment in metal projects</w:t>
             </w:r>
@@ -4776,7 +4776,7 @@
                   <w:color w:val="17583F"/>
                   <w:b/>
                   <w:rFonts w:ascii="Arial" w:hAnsi="Arial"/>
-                  <w:sz w:val="14"/>
+                  <w:sz w:val="19"/>
                 </w:rPr>
                 <w:t>Official content</w:t>
               </w:r>
@@ -4791,7 +4791,7 @@
                 <w:rFonts w:ascii="Arial" w:hAnsi="Arial"/>
                 <w:b/>
                 <w:color w:val="17583F"/>
-                <w:sz w:val="14"/>
+                <w:sz w:val="19"/>
               </w:rPr>
               <w:t>INT5-SAF-01, INT5-USE-01, INT5-INP-01, INT5-PRO-01, INT5-ENV-01</w:t>
             </w:r>
@@ -4813,7 +4813,7 @@
                 <w:rFonts w:ascii="Arial" w:hAnsi="Arial"/>
                 <w:b w:val="0"/>
                 <w:color w:val="25342D"/>
-                <w:sz w:val="15"/>
+                <w:sz w:val="19"/>
               </w:rPr>
               <w:t>Prepare working environments for the production, finishing and assembly… — teacher observation, checked result and saved evidence</w:t>
               <w:br/>
@@ -4843,7 +4843,7 @@
                 <w:rFonts w:ascii="Arial" w:hAnsi="Arial"/>
                 <w:b/>
                 <w:color w:val="25342D"/>
-                <w:sz w:val="16"/>
+                <w:sz w:val="19"/>
               </w:rPr>
               <w:t>14</w:t>
             </w:r>
@@ -4865,7 +4865,7 @@
                 <w:rFonts w:ascii="Arial" w:hAnsi="Arial"/>
                 <w:b/>
                 <w:color w:val="25342D"/>
-                <w:sz w:val="16"/>
+                <w:sz w:val="19"/>
               </w:rPr>
               <w:t>Practical</w:t>
             </w:r>
@@ -4887,7 +4887,7 @@
                 <w:rFonts w:ascii="Arial" w:hAnsi="Arial"/>
                 <w:b w:val="0"/>
                 <w:color w:val="25342D"/>
-                <w:sz w:val="15"/>
+                <w:sz w:val="19"/>
               </w:rPr>
               <w:t>Module 2: controlled production</w:t>
             </w:r>
@@ -4908,7 +4908,7 @@
               <w:rPr>
                 <w:rFonts w:ascii="Arial" w:hAnsi="Arial"/>
                 <w:color w:val="25342D"/>
-                <w:sz w:val="16"/>
+                <w:sz w:val="19"/>
               </w:rPr>
               <w:t>Continue the current teacher-approved production stage. Follow the applicable demonstration, SOP and controls; check accuracy, fit, form or surface quality before continuing.</w:t>
             </w:r>
@@ -4923,7 +4923,7 @@
                   <w:color w:val="17583F"/>
                   <w:b/>
                   <w:rFonts w:ascii="Arial" w:hAnsi="Arial"/>
-                  <w:sz w:val="15"/>
+                  <w:sz w:val="19"/>
                 </w:rPr>
                 <w:t>Approved project plan and production evidence</w:t>
               </w:r>
@@ -4945,7 +4945,7 @@
               <w:rPr>
                 <w:rFonts w:ascii="Arial" w:hAnsi="Arial"/>
                 <w:color w:val="25342D"/>
-                <w:sz w:val="15"/>
+                <w:sz w:val="19"/>
               </w:rPr>
               <w:t>Demonstrate safe workshop practices and procedures when using materials, tools and equipment in metal projects</w:t>
             </w:r>
@@ -4958,7 +4958,7 @@
                   <w:color w:val="17583F"/>
                   <w:b/>
                   <w:rFonts w:ascii="Arial" w:hAnsi="Arial"/>
-                  <w:sz w:val="14"/>
+                  <w:sz w:val="19"/>
                 </w:rPr>
                 <w:t>Official content</w:t>
               </w:r>
@@ -4973,7 +4973,7 @@
                 <w:rFonts w:ascii="Arial" w:hAnsi="Arial"/>
                 <w:b/>
                 <w:color w:val="17583F"/>
-                <w:sz w:val="14"/>
+                <w:sz w:val="19"/>
               </w:rPr>
               <w:t>INT5-SAF-01, INT5-USE-01, INT5-INP-01, INT5-PRO-01</w:t>
             </w:r>
@@ -4995,7 +4995,7 @@
                 <w:rFonts w:ascii="Arial" w:hAnsi="Arial"/>
                 <w:b w:val="0"/>
                 <w:color w:val="25342D"/>
-                <w:sz w:val="15"/>
+                <w:sz w:val="19"/>
               </w:rPr>
               <w:t>Practical checkpoint 3B — Teacher observation of controlled process and named quality check</w:t>
               <w:br/>
@@ -5025,7 +5025,7 @@
                 <w:rFonts w:ascii="Arial" w:hAnsi="Arial"/>
                 <w:b/>
                 <w:color w:val="25342D"/>
-                <w:sz w:val="16"/>
+                <w:sz w:val="19"/>
               </w:rPr>
               <w:t>15</w:t>
             </w:r>
@@ -5047,7 +5047,7 @@
                 <w:rFonts w:ascii="Arial" w:hAnsi="Arial"/>
                 <w:b/>
                 <w:color w:val="25342D"/>
-                <w:sz w:val="16"/>
+                <w:sz w:val="19"/>
               </w:rPr>
               <w:t>Practical</w:t>
             </w:r>
@@ -5069,7 +5069,7 @@
                 <w:rFonts w:ascii="Arial" w:hAnsi="Arial"/>
                 <w:b w:val="0"/>
                 <w:color w:val="25342D"/>
-                <w:sz w:val="15"/>
+                <w:sz w:val="19"/>
               </w:rPr>
               <w:t>Module 2: evidence and review</w:t>
             </w:r>
@@ -5090,7 +5090,7 @@
               <w:rPr>
                 <w:rFonts w:ascii="Arial" w:hAnsi="Arial"/>
                 <w:color w:val="25342D"/>
-                <w:sz w:val="16"/>
+                <w:sz w:val="19"/>
               </w:rPr>
               <w:t>Complete the current approved checkpoint. Photograph or otherwise record the result, annotate the quality finding and response, then clean down and store work safely.</w:t>
             </w:r>
@@ -5105,7 +5105,7 @@
                   <w:color w:val="17583F"/>
                   <w:b/>
                   <w:rFonts w:ascii="Arial" w:hAnsi="Arial"/>
-                  <w:sz w:val="15"/>
+                  <w:sz w:val="19"/>
                 </w:rPr>
                 <w:t>Approved project plan and production evidence</w:t>
               </w:r>
@@ -5127,7 +5127,7 @@
               <w:rPr>
                 <w:rFonts w:ascii="Arial" w:hAnsi="Arial"/>
                 <w:color w:val="25342D"/>
-                <w:sz w:val="15"/>
+                <w:sz w:val="19"/>
               </w:rPr>
               <w:t>Demonstrate safe workshop practices and procedures when using materials, tools and equipment in metal projects</w:t>
             </w:r>
@@ -5140,7 +5140,7 @@
                   <w:color w:val="17583F"/>
                   <w:b/>
                   <w:rFonts w:ascii="Arial" w:hAnsi="Arial"/>
-                  <w:sz w:val="14"/>
+                  <w:sz w:val="19"/>
                 </w:rPr>
                 <w:t>Official content</w:t>
               </w:r>
@@ -5155,7 +5155,7 @@
                 <w:rFonts w:ascii="Arial" w:hAnsi="Arial"/>
                 <w:b/>
                 <w:color w:val="17583F"/>
-                <w:sz w:val="14"/>
+                <w:sz w:val="19"/>
               </w:rPr>
               <w:t>INT5-SAF-01, INT5-USE-01, INT5-INP-01, INT5-PRO-01</w:t>
             </w:r>
@@ -5177,7 +5177,7 @@
                 <w:rFonts w:ascii="Arial" w:hAnsi="Arial"/>
                 <w:b w:val="0"/>
                 <w:color w:val="25342D"/>
-                <w:sz w:val="15"/>
+                <w:sz w:val="19"/>
               </w:rPr>
               <w:t>Practical checkpoint 3C — Checkpoint image or record, annotated quality finding and safe clean-down</w:t>
               <w:br/>
@@ -5379,7 +5379,7 @@
                 <w:rFonts w:ascii="Arial" w:hAnsi="Arial"/>
                 <w:b/>
                 <w:color w:val="25342D"/>
-                <w:sz w:val="16"/>
+                <w:sz w:val="19"/>
               </w:rPr>
               <w:t>16</w:t>
             </w:r>
@@ -5401,7 +5401,7 @@
                 <w:rFonts w:ascii="Arial" w:hAnsi="Arial"/>
                 <w:b/>
                 <w:color w:val="25342D"/>
-                <w:sz w:val="16"/>
+                <w:sz w:val="19"/>
               </w:rPr>
               <w:t>Site/theory</w:t>
             </w:r>
@@ -5423,7 +5423,7 @@
                 <w:rFonts w:ascii="Arial" w:hAnsi="Arial"/>
                 <w:b w:val="0"/>
                 <w:color w:val="25342D"/>
-                <w:sz w:val="15"/>
+                <w:sz w:val="19"/>
               </w:rPr>
               <w:t>Module 2: Fishing Rod Holder brief, materials and planning</w:t>
             </w:r>
@@ -5444,7 +5444,7 @@
               <w:rPr>
                 <w:rFonts w:ascii="Arial" w:hAnsi="Arial"/>
                 <w:color w:val="25342D"/>
-                <w:sz w:val="16"/>
+                <w:sz w:val="19"/>
               </w:rPr>
               <w:t>Read and discuss the named website theory: Design and project planning; Read the Fishing Rod Holder components drawing. Complete the linked knowledge check and record a short application response.</w:t>
             </w:r>
@@ -5459,7 +5459,7 @@
                   <w:color w:val="17583F"/>
                   <w:b/>
                   <w:rFonts w:ascii="Arial" w:hAnsi="Arial"/>
-                  <w:sz w:val="15"/>
+                  <w:sz w:val="19"/>
                 </w:rPr>
                 <w:t>Theory: Design and project planning</w:t>
               </w:r>
@@ -5475,7 +5475,7 @@
                   <w:color w:val="17583F"/>
                   <w:b/>
                   <w:rFonts w:ascii="Arial" w:hAnsi="Arial"/>
-                  <w:sz w:val="15"/>
+                  <w:sz w:val="19"/>
                 </w:rPr>
                 <w:t>Theory: Read the Fishing Rod Holder components drawing</w:t>
               </w:r>
@@ -5491,7 +5491,7 @@
                   <w:color w:val="17583F"/>
                   <w:b/>
                   <w:rFonts w:ascii="Arial" w:hAnsi="Arial"/>
-                  <w:sz w:val="15"/>
+                  <w:sz w:val="19"/>
                 </w:rPr>
                 <w:t>Knowledge check: Fishing Rod Holder brief, materials and planning</w:t>
               </w:r>
@@ -5507,7 +5507,7 @@
                   <w:color w:val="17583F"/>
                   <w:b/>
                   <w:rFonts w:ascii="Arial" w:hAnsi="Arial"/>
-                  <w:sz w:val="15"/>
+                  <w:sz w:val="19"/>
                 </w:rPr>
                 <w:t>Syllabus learning</w:t>
               </w:r>
@@ -5530,7 +5530,7 @@
                 <w:rFonts w:ascii="Arial" w:hAnsi="Arial"/>
                 <w:b/>
                 <w:color w:val="25342D"/>
-                <w:sz w:val="15"/>
+                <w:sz w:val="19"/>
               </w:rPr>
               <w:t>Investigate sustainable practices in the metal industry</w:t>
             </w:r>
@@ -5543,7 +5543,7 @@
                   <w:color w:val="17583F"/>
                   <w:b/>
                   <w:rFonts w:ascii="Arial" w:hAnsi="Arial"/>
-                  <w:sz w:val="14"/>
+                  <w:sz w:val="19"/>
                 </w:rPr>
                 <w:t>Official content</w:t>
               </w:r>
@@ -5557,7 +5557,7 @@
               <w:rPr>
                 <w:rFonts w:ascii="Arial" w:hAnsi="Arial"/>
                 <w:color w:val="25342D"/>
-                <w:sz w:val="15"/>
+                <w:sz w:val="19"/>
               </w:rPr>
               <w:t>Use subject-specific terminology to communicate industrial technology concepts</w:t>
             </w:r>
@@ -5570,7 +5570,7 @@
                   <w:color w:val="17583F"/>
                   <w:b/>
                   <w:rFonts w:ascii="Arial" w:hAnsi="Arial"/>
-                  <w:sz w:val="14"/>
+                  <w:sz w:val="19"/>
                 </w:rPr>
                 <w:t>Official content</w:t>
               </w:r>
@@ -5585,7 +5585,7 @@
                 <w:rFonts w:ascii="Arial" w:hAnsi="Arial"/>
                 <w:b/>
                 <w:color w:val="17583F"/>
-                <w:sz w:val="14"/>
+                <w:sz w:val="19"/>
               </w:rPr>
               <w:t>INT5-COM-01, INT5-IND-01, INT5-ENV-01, INT5-USE-01</w:t>
             </w:r>
@@ -5607,7 +5607,7 @@
                 <w:rFonts w:ascii="Arial" w:hAnsi="Arial"/>
                 <w:b w:val="0"/>
                 <w:color w:val="25342D"/>
-                <w:sz w:val="15"/>
+                <w:sz w:val="19"/>
               </w:rPr>
               <w:t>Named theory/check record — Module 2: Design and project planning; Read the Fishing Rod Holder components drawing</w:t>
               <w:br/>
@@ -5637,7 +5637,7 @@
                 <w:rFonts w:ascii="Arial" w:hAnsi="Arial"/>
                 <w:b/>
                 <w:color w:val="25342D"/>
-                <w:sz w:val="16"/>
+                <w:sz w:val="19"/>
               </w:rPr>
               <w:t>17</w:t>
             </w:r>
@@ -5659,7 +5659,7 @@
                 <w:rFonts w:ascii="Arial" w:hAnsi="Arial"/>
                 <w:b/>
                 <w:color w:val="25342D"/>
-                <w:sz w:val="16"/>
+                <w:sz w:val="19"/>
               </w:rPr>
               <w:t>Project/folio</w:t>
             </w:r>
@@ -5681,7 +5681,7 @@
                 <w:rFonts w:ascii="Arial" w:hAnsi="Arial"/>
                 <w:b w:val="0"/>
                 <w:color w:val="25342D"/>
-                <w:sz w:val="15"/>
+                <w:sz w:val="19"/>
               </w:rPr>
               <w:t>Module 2: folio and project decisions</w:t>
             </w:r>
@@ -5702,7 +5702,7 @@
               <w:rPr>
                 <w:rFonts w:ascii="Arial" w:hAnsi="Arial"/>
                 <w:color w:val="25342D"/>
-                <w:sz w:val="16"/>
+                <w:sz w:val="19"/>
               </w:rPr>
               <w:t>Apply Module 2 learning to the current approved project. Update the folio with the relevant decision, supporting evidence, quality check and next step.</w:t>
             </w:r>
@@ -5717,7 +5717,7 @@
                   <w:color w:val="17583F"/>
                   <w:b/>
                   <w:rFonts w:ascii="Arial" w:hAnsi="Arial"/>
-                  <w:sz w:val="15"/>
+                  <w:sz w:val="19"/>
                 </w:rPr>
                 <w:t>Project folio: checkpoint 4</w:t>
               </w:r>
@@ -5739,7 +5739,7 @@
               <w:rPr>
                 <w:rFonts w:ascii="Arial" w:hAnsi="Arial"/>
                 <w:color w:val="25342D"/>
-                <w:sz w:val="15"/>
+                <w:sz w:val="19"/>
               </w:rPr>
               <w:t>Create written texts to document, reflect on and evaluate project development, production and management…</w:t>
             </w:r>
@@ -5752,7 +5752,7 @@
                   <w:color w:val="17583F"/>
                   <w:b/>
                   <w:rFonts w:ascii="Arial" w:hAnsi="Arial"/>
-                  <w:sz w:val="14"/>
+                  <w:sz w:val="19"/>
                 </w:rPr>
                 <w:t>Official content</w:t>
               </w:r>
@@ -5767,7 +5767,7 @@
                 <w:rFonts w:ascii="Arial" w:hAnsi="Arial"/>
                 <w:b/>
                 <w:color w:val="17583F"/>
-                <w:sz w:val="14"/>
+                <w:sz w:val="19"/>
               </w:rPr>
               <w:t>INT5-COM-01, INT5-DES-01, INT5-EVL-01</w:t>
             </w:r>
@@ -5789,7 +5789,7 @@
                 <w:rFonts w:ascii="Arial" w:hAnsi="Arial"/>
                 <w:b w:val="0"/>
                 <w:color w:val="25342D"/>
-                <w:sz w:val="15"/>
+                <w:sz w:val="19"/>
               </w:rPr>
               <w:t>Folio checkpoint 4 — Module 2 decision, supporting evidence and teacher feedback</w:t>
               <w:br/>
@@ -5819,7 +5819,7 @@
                 <w:rFonts w:ascii="Arial" w:hAnsi="Arial"/>
                 <w:b/>
                 <w:color w:val="25342D"/>
-                <w:sz w:val="16"/>
+                <w:sz w:val="19"/>
               </w:rPr>
               <w:t>18</w:t>
             </w:r>
@@ -5841,7 +5841,7 @@
                 <w:rFonts w:ascii="Arial" w:hAnsi="Arial"/>
                 <w:b/>
                 <w:color w:val="25342D"/>
-                <w:sz w:val="16"/>
+                <w:sz w:val="19"/>
               </w:rPr>
               <w:t>Practical</w:t>
             </w:r>
@@ -5863,7 +5863,7 @@
                 <w:rFonts w:ascii="Arial" w:hAnsi="Arial"/>
                 <w:b w:val="0"/>
                 <w:color w:val="25342D"/>
-                <w:sz w:val="15"/>
+                <w:sz w:val="19"/>
               </w:rPr>
               <w:t>Module 2: setup and approved stage</w:t>
             </w:r>
@@ -5884,7 +5884,7 @@
               <w:rPr>
                 <w:rFonts w:ascii="Arial" w:hAnsi="Arial"/>
                 <w:color w:val="25342D"/>
-                <w:sz w:val="16"/>
+                <w:sz w:val="19"/>
               </w:rPr>
               <w:t>Confirm the current teacher-issued plan, hazards, controls, setup, permission and quality hold point. Complete only the demonstrated production stage.</w:t>
             </w:r>
@@ -5899,7 +5899,7 @@
                   <w:color w:val="17583F"/>
                   <w:b/>
                   <w:rFonts w:ascii="Arial" w:hAnsi="Arial"/>
-                  <w:sz w:val="15"/>
+                  <w:sz w:val="19"/>
                 </w:rPr>
                 <w:t>Approved project plan and production evidence</w:t>
               </w:r>
@@ -5921,7 +5921,7 @@
               <w:rPr>
                 <w:rFonts w:ascii="Arial" w:hAnsi="Arial"/>
                 <w:color w:val="25342D"/>
-                <w:sz w:val="15"/>
+                <w:sz w:val="19"/>
               </w:rPr>
               <w:t>Demonstrate safe workshop practices and procedures when using materials, tools and equipment in metal projects</w:t>
             </w:r>
@@ -5934,7 +5934,7 @@
                   <w:color w:val="17583F"/>
                   <w:b/>
                   <w:rFonts w:ascii="Arial" w:hAnsi="Arial"/>
-                  <w:sz w:val="14"/>
+                  <w:sz w:val="19"/>
                 </w:rPr>
                 <w:t>Official content</w:t>
               </w:r>
@@ -5949,7 +5949,7 @@
                 <w:rFonts w:ascii="Arial" w:hAnsi="Arial"/>
                 <w:b/>
                 <w:color w:val="17583F"/>
-                <w:sz w:val="14"/>
+                <w:sz w:val="19"/>
               </w:rPr>
               <w:t>INT5-SAF-01, INT5-USE-01, INT5-INP-01, INT5-PRO-01</w:t>
             </w:r>
@@ -5971,7 +5971,7 @@
                 <w:rFonts w:ascii="Arial" w:hAnsi="Arial"/>
                 <w:b w:val="0"/>
                 <w:color w:val="25342D"/>
-                <w:sz w:val="15"/>
+                <w:sz w:val="19"/>
               </w:rPr>
               <w:t>Practical checkpoint 4A — Safe setup, authorised stage and first quality hold point</w:t>
               <w:br/>
@@ -6001,7 +6001,7 @@
                 <w:rFonts w:ascii="Arial" w:hAnsi="Arial"/>
                 <w:b/>
                 <w:color w:val="25342D"/>
-                <w:sz w:val="16"/>
+                <w:sz w:val="19"/>
               </w:rPr>
               <w:t>19</w:t>
             </w:r>
@@ -6023,7 +6023,7 @@
                 <w:rFonts w:ascii="Arial" w:hAnsi="Arial"/>
                 <w:b/>
                 <w:color w:val="25342D"/>
-                <w:sz w:val="16"/>
+                <w:sz w:val="19"/>
               </w:rPr>
               <w:t>Practical</w:t>
             </w:r>
@@ -6045,7 +6045,7 @@
                 <w:rFonts w:ascii="Arial" w:hAnsi="Arial"/>
                 <w:b w:val="0"/>
                 <w:color w:val="25342D"/>
-                <w:sz w:val="15"/>
+                <w:sz w:val="19"/>
               </w:rPr>
               <w:t>Module 2: controlled production</w:t>
             </w:r>
@@ -6066,7 +6066,7 @@
               <w:rPr>
                 <w:rFonts w:ascii="Arial" w:hAnsi="Arial"/>
                 <w:color w:val="25342D"/>
-                <w:sz w:val="16"/>
+                <w:sz w:val="19"/>
               </w:rPr>
               <w:t>Continue the current teacher-approved production stage. Follow the applicable demonstration, SOP and controls; check accuracy, fit, form or surface quality before continuing.</w:t>
             </w:r>
@@ -6081,7 +6081,7 @@
                   <w:color w:val="17583F"/>
                   <w:b/>
                   <w:rFonts w:ascii="Arial" w:hAnsi="Arial"/>
-                  <w:sz w:val="15"/>
+                  <w:sz w:val="19"/>
                 </w:rPr>
                 <w:t>Approved project plan and production evidence</w:t>
               </w:r>
@@ -6103,7 +6103,7 @@
               <w:rPr>
                 <w:rFonts w:ascii="Arial" w:hAnsi="Arial"/>
                 <w:color w:val="25342D"/>
-                <w:sz w:val="15"/>
+                <w:sz w:val="19"/>
               </w:rPr>
               <w:t>Demonstrate safe workshop practices and procedures when using materials, tools and equipment in metal projects</w:t>
             </w:r>
@@ -6116,7 +6116,7 @@
                   <w:color w:val="17583F"/>
                   <w:b/>
                   <w:rFonts w:ascii="Arial" w:hAnsi="Arial"/>
-                  <w:sz w:val="14"/>
+                  <w:sz w:val="19"/>
                 </w:rPr>
                 <w:t>Official content</w:t>
               </w:r>
@@ -6131,7 +6131,7 @@
                 <w:rFonts w:ascii="Arial" w:hAnsi="Arial"/>
                 <w:b/>
                 <w:color w:val="17583F"/>
-                <w:sz w:val="14"/>
+                <w:sz w:val="19"/>
               </w:rPr>
               <w:t>INT5-SAF-01, INT5-USE-01, INT5-INP-01, INT5-PRO-01</w:t>
             </w:r>
@@ -6153,7 +6153,7 @@
                 <w:rFonts w:ascii="Arial" w:hAnsi="Arial"/>
                 <w:b w:val="0"/>
                 <w:color w:val="25342D"/>
-                <w:sz w:val="15"/>
+                <w:sz w:val="19"/>
               </w:rPr>
               <w:t>Practical checkpoint 4B — Teacher observation of controlled process and named quality check</w:t>
               <w:br/>
@@ -6183,7 +6183,7 @@
                 <w:rFonts w:ascii="Arial" w:hAnsi="Arial"/>
                 <w:b/>
                 <w:color w:val="25342D"/>
-                <w:sz w:val="16"/>
+                <w:sz w:val="19"/>
               </w:rPr>
               <w:t>20</w:t>
             </w:r>
@@ -6205,7 +6205,7 @@
                 <w:rFonts w:ascii="Arial" w:hAnsi="Arial"/>
                 <w:b/>
                 <w:color w:val="25342D"/>
-                <w:sz w:val="16"/>
+                <w:sz w:val="19"/>
               </w:rPr>
               <w:t>Practical</w:t>
             </w:r>
@@ -6227,7 +6227,7 @@
                 <w:rFonts w:ascii="Arial" w:hAnsi="Arial"/>
                 <w:b w:val="0"/>
                 <w:color w:val="25342D"/>
-                <w:sz w:val="15"/>
+                <w:sz w:val="19"/>
               </w:rPr>
               <w:t>Module 2: evidence and review</w:t>
             </w:r>
@@ -6248,7 +6248,7 @@
               <w:rPr>
                 <w:rFonts w:ascii="Arial" w:hAnsi="Arial"/>
                 <w:color w:val="25342D"/>
-                <w:sz w:val="16"/>
+                <w:sz w:val="19"/>
               </w:rPr>
               <w:t>Complete the current approved checkpoint. Photograph or otherwise record the result, annotate the quality finding and response, then clean down and store work safely.</w:t>
             </w:r>
@@ -6263,7 +6263,7 @@
                   <w:color w:val="17583F"/>
                   <w:b/>
                   <w:rFonts w:ascii="Arial" w:hAnsi="Arial"/>
-                  <w:sz w:val="15"/>
+                  <w:sz w:val="19"/>
                 </w:rPr>
                 <w:t>Approved project plan and production evidence</w:t>
               </w:r>
@@ -6285,7 +6285,7 @@
               <w:rPr>
                 <w:rFonts w:ascii="Arial" w:hAnsi="Arial"/>
                 <w:color w:val="25342D"/>
-                <w:sz w:val="15"/>
+                <w:sz w:val="19"/>
               </w:rPr>
               <w:t>Demonstrate safe workshop practices and procedures when using materials, tools and equipment in metal projects</w:t>
             </w:r>
@@ -6298,7 +6298,7 @@
                   <w:color w:val="17583F"/>
                   <w:b/>
                   <w:rFonts w:ascii="Arial" w:hAnsi="Arial"/>
-                  <w:sz w:val="14"/>
+                  <w:sz w:val="19"/>
                 </w:rPr>
                 <w:t>Official content</w:t>
               </w:r>
@@ -6313,7 +6313,7 @@
                 <w:rFonts w:ascii="Arial" w:hAnsi="Arial"/>
                 <w:b/>
                 <w:color w:val="17583F"/>
-                <w:sz w:val="14"/>
+                <w:sz w:val="19"/>
               </w:rPr>
               <w:t>INT5-SAF-01, INT5-USE-01, INT5-INP-01, INT5-PRO-01</w:t>
             </w:r>
@@ -6335,7 +6335,7 @@
                 <w:rFonts w:ascii="Arial" w:hAnsi="Arial"/>
                 <w:b w:val="0"/>
                 <w:color w:val="25342D"/>
-                <w:sz w:val="15"/>
+                <w:sz w:val="19"/>
               </w:rPr>
               <w:t>Practical checkpoint 4C — Checkpoint image or record, annotated quality finding and safe clean-down</w:t>
               <w:br/>
@@ -6537,7 +6537,7 @@
                 <w:rFonts w:ascii="Arial" w:hAnsi="Arial"/>
                 <w:b/>
                 <w:color w:val="25342D"/>
-                <w:sz w:val="16"/>
+                <w:sz w:val="19"/>
               </w:rPr>
               <w:t>21</w:t>
             </w:r>
@@ -6559,7 +6559,7 @@
                 <w:rFonts w:ascii="Arial" w:hAnsi="Arial"/>
                 <w:b/>
                 <w:color w:val="25342D"/>
-                <w:sz w:val="16"/>
+                <w:sz w:val="19"/>
               </w:rPr>
               <w:t>Site/theory</w:t>
             </w:r>
@@ -6581,7 +6581,7 @@
                 <w:rFonts w:ascii="Arial" w:hAnsi="Arial"/>
                 <w:b w:val="0"/>
                 <w:color w:val="25342D"/>
-                <w:sz w:val="15"/>
+                <w:sz w:val="19"/>
               </w:rPr>
               <w:t>Module 3: Mark, cut and form accurately</w:t>
             </w:r>
@@ -6602,7 +6602,7 @@
               <w:rPr>
                 <w:rFonts w:ascii="Arial" w:hAnsi="Arial"/>
                 <w:color w:val="25342D"/>
-                <w:sz w:val="16"/>
+                <w:sz w:val="19"/>
               </w:rPr>
               <w:t>Read and discuss the named website theory: Accuracy before force; Marking and measuring tools. Complete the linked knowledge check and record a short application response.</w:t>
             </w:r>
@@ -6617,7 +6617,7 @@
                   <w:color w:val="17583F"/>
                   <w:b/>
                   <w:rFonts w:ascii="Arial" w:hAnsi="Arial"/>
-                  <w:sz w:val="15"/>
+                  <w:sz w:val="19"/>
                 </w:rPr>
                 <w:t>Theory: Accuracy before force</w:t>
               </w:r>
@@ -6633,7 +6633,7 @@
                   <w:color w:val="17583F"/>
                   <w:b/>
                   <w:rFonts w:ascii="Arial" w:hAnsi="Arial"/>
-                  <w:sz w:val="15"/>
+                  <w:sz w:val="19"/>
                 </w:rPr>
                 <w:t>Theory: Marking and measuring tools</w:t>
               </w:r>
@@ -6649,7 +6649,7 @@
                   <w:color w:val="17583F"/>
                   <w:b/>
                   <w:rFonts w:ascii="Arial" w:hAnsi="Arial"/>
-                  <w:sz w:val="15"/>
+                  <w:sz w:val="19"/>
                 </w:rPr>
                 <w:t>Knowledge check: Mark, cut and form accurately</w:t>
               </w:r>
@@ -6665,7 +6665,7 @@
                   <w:color w:val="17583F"/>
                   <w:b/>
                   <w:rFonts w:ascii="Arial" w:hAnsi="Arial"/>
-                  <w:sz w:val="15"/>
+                  <w:sz w:val="19"/>
                 </w:rPr>
                 <w:t>Syllabus learning</w:t>
               </w:r>
@@ -6688,7 +6688,7 @@
                 <w:rFonts w:ascii="Arial" w:hAnsi="Arial"/>
                 <w:b/>
                 <w:color w:val="25342D"/>
-                <w:sz w:val="15"/>
+                <w:sz w:val="19"/>
               </w:rPr>
               <w:t>Identify the types and forms of metal used for sheet metal, machining and fabrication including specific…</w:t>
             </w:r>
@@ -6701,7 +6701,7 @@
                   <w:color w:val="17583F"/>
                   <w:b/>
                   <w:rFonts w:ascii="Arial" w:hAnsi="Arial"/>
-                  <w:sz w:val="14"/>
+                  <w:sz w:val="19"/>
                 </w:rPr>
                 <w:t>Official content</w:t>
               </w:r>
@@ -6715,7 +6715,7 @@
               <w:rPr>
                 <w:rFonts w:ascii="Arial" w:hAnsi="Arial"/>
                 <w:color w:val="25342D"/>
-                <w:sz w:val="15"/>
+                <w:sz w:val="19"/>
               </w:rPr>
               <w:t>Use subject-specific terminology to communicate industrial technology concepts</w:t>
             </w:r>
@@ -6728,7 +6728,7 @@
                   <w:color w:val="17583F"/>
                   <w:b/>
                   <w:rFonts w:ascii="Arial" w:hAnsi="Arial"/>
-                  <w:sz w:val="14"/>
+                  <w:sz w:val="19"/>
                 </w:rPr>
                 <w:t>Official content</w:t>
               </w:r>
@@ -6743,7 +6743,7 @@
                 <w:rFonts w:ascii="Arial" w:hAnsi="Arial"/>
                 <w:b/>
                 <w:color w:val="17583F"/>
-                <w:sz w:val="14"/>
+                <w:sz w:val="19"/>
               </w:rPr>
               <w:t>INT5-COM-01, INT5-ENV-01, INT5-USE-01, INT5-INP-01</w:t>
             </w:r>
@@ -6765,7 +6765,7 @@
                 <w:rFonts w:ascii="Arial" w:hAnsi="Arial"/>
                 <w:b w:val="0"/>
                 <w:color w:val="25342D"/>
-                <w:sz w:val="15"/>
+                <w:sz w:val="19"/>
               </w:rPr>
               <w:t>Named theory/check record — Module 3: Accuracy before force; Marking and measuring tools</w:t>
               <w:br/>
@@ -6795,7 +6795,7 @@
                 <w:rFonts w:ascii="Arial" w:hAnsi="Arial"/>
                 <w:b/>
                 <w:color w:val="25342D"/>
-                <w:sz w:val="16"/>
+                <w:sz w:val="19"/>
               </w:rPr>
               <w:t>22</w:t>
             </w:r>
@@ -6817,7 +6817,7 @@
                 <w:rFonts w:ascii="Arial" w:hAnsi="Arial"/>
                 <w:b/>
                 <w:color w:val="25342D"/>
-                <w:sz w:val="16"/>
+                <w:sz w:val="19"/>
               </w:rPr>
               <w:t>Project/folio</w:t>
             </w:r>
@@ -6839,7 +6839,7 @@
                 <w:rFonts w:ascii="Arial" w:hAnsi="Arial"/>
                 <w:b w:val="0"/>
                 <w:color w:val="25342D"/>
-                <w:sz w:val="15"/>
+                <w:sz w:val="19"/>
               </w:rPr>
               <w:t>Module 3: folio and project decisions</w:t>
             </w:r>
@@ -6860,7 +6860,7 @@
               <w:rPr>
                 <w:rFonts w:ascii="Arial" w:hAnsi="Arial"/>
                 <w:color w:val="25342D"/>
-                <w:sz w:val="16"/>
+                <w:sz w:val="19"/>
               </w:rPr>
               <w:t>Apply Module 3 learning to the current approved project. Update the folio with the relevant decision, supporting evidence, quality check and next step.</w:t>
             </w:r>
@@ -6875,7 +6875,7 @@
                   <w:color w:val="17583F"/>
                   <w:b/>
                   <w:rFonts w:ascii="Arial" w:hAnsi="Arial"/>
-                  <w:sz w:val="15"/>
+                  <w:sz w:val="19"/>
                 </w:rPr>
                 <w:t>Project folio: checkpoint 5</w:t>
               </w:r>
@@ -6897,7 +6897,7 @@
               <w:rPr>
                 <w:rFonts w:ascii="Arial" w:hAnsi="Arial"/>
                 <w:color w:val="25342D"/>
-                <w:sz w:val="15"/>
+                <w:sz w:val="19"/>
               </w:rPr>
               <w:t>Create written texts to document, reflect on and evaluate project development, production and management…</w:t>
             </w:r>
@@ -6910,7 +6910,7 @@
                   <w:color w:val="17583F"/>
                   <w:b/>
                   <w:rFonts w:ascii="Arial" w:hAnsi="Arial"/>
-                  <w:sz w:val="14"/>
+                  <w:sz w:val="19"/>
                 </w:rPr>
                 <w:t>Official content</w:t>
               </w:r>
@@ -6925,7 +6925,7 @@
                 <w:rFonts w:ascii="Arial" w:hAnsi="Arial"/>
                 <w:b/>
                 <w:color w:val="17583F"/>
-                <w:sz w:val="14"/>
+                <w:sz w:val="19"/>
               </w:rPr>
               <w:t>INT5-COM-01, INT5-DES-01, INT5-EVL-01</w:t>
             </w:r>
@@ -6947,7 +6947,7 @@
                 <w:rFonts w:ascii="Arial" w:hAnsi="Arial"/>
                 <w:b w:val="0"/>
                 <w:color w:val="25342D"/>
-                <w:sz w:val="15"/>
+                <w:sz w:val="19"/>
               </w:rPr>
               <w:t>Folio checkpoint 5 — Module 3 decision, supporting evidence and teacher feedback</w:t>
               <w:br/>
@@ -6977,7 +6977,7 @@
                 <w:rFonts w:ascii="Arial" w:hAnsi="Arial"/>
                 <w:b/>
                 <w:color w:val="25342D"/>
-                <w:sz w:val="16"/>
+                <w:sz w:val="19"/>
               </w:rPr>
               <w:t>23</w:t>
             </w:r>
@@ -6999,7 +6999,7 @@
                 <w:rFonts w:ascii="Arial" w:hAnsi="Arial"/>
                 <w:b/>
                 <w:color w:val="25342D"/>
-                <w:sz w:val="16"/>
+                <w:sz w:val="19"/>
               </w:rPr>
               <w:t>Practical</w:t>
             </w:r>
@@ -7021,7 +7021,7 @@
                 <w:rFonts w:ascii="Arial" w:hAnsi="Arial"/>
                 <w:b w:val="0"/>
                 <w:color w:val="25342D"/>
-                <w:sz w:val="15"/>
+                <w:sz w:val="19"/>
               </w:rPr>
               <w:t>Module 3: setup and approved stage</w:t>
             </w:r>
@@ -7042,7 +7042,7 @@
               <w:rPr>
                 <w:rFonts w:ascii="Arial" w:hAnsi="Arial"/>
                 <w:color w:val="25342D"/>
-                <w:sz w:val="16"/>
+                <w:sz w:val="19"/>
               </w:rPr>
               <w:t>Confirm the current teacher-issued plan, hazards, controls, setup, permission and quality hold point. Complete only the demonstrated production stage.</w:t>
             </w:r>
@@ -7057,7 +7057,7 @@
                   <w:color w:val="17583F"/>
                   <w:b/>
                   <w:rFonts w:ascii="Arial" w:hAnsi="Arial"/>
-                  <w:sz w:val="15"/>
+                  <w:sz w:val="19"/>
                 </w:rPr>
                 <w:t>Approved project plan and production evidence</w:t>
               </w:r>
@@ -7079,7 +7079,7 @@
               <w:rPr>
                 <w:rFonts w:ascii="Arial" w:hAnsi="Arial"/>
                 <w:color w:val="25342D"/>
-                <w:sz w:val="15"/>
+                <w:sz w:val="19"/>
               </w:rPr>
               <w:t>Demonstrate safe workshop practices and procedures when using materials, tools and equipment in metal projects</w:t>
             </w:r>
@@ -7092,7 +7092,7 @@
                   <w:color w:val="17583F"/>
                   <w:b/>
                   <w:rFonts w:ascii="Arial" w:hAnsi="Arial"/>
-                  <w:sz w:val="14"/>
+                  <w:sz w:val="19"/>
                 </w:rPr>
                 <w:t>Official content</w:t>
               </w:r>
@@ -7107,7 +7107,7 @@
                 <w:rFonts w:ascii="Arial" w:hAnsi="Arial"/>
                 <w:b/>
                 <w:color w:val="17583F"/>
-                <w:sz w:val="14"/>
+                <w:sz w:val="19"/>
               </w:rPr>
               <w:t>INT5-SAF-01, INT5-USE-01, INT5-INP-01, INT5-PRO-01</w:t>
             </w:r>
@@ -7129,7 +7129,7 @@
                 <w:rFonts w:ascii="Arial" w:hAnsi="Arial"/>
                 <w:b w:val="0"/>
                 <w:color w:val="25342D"/>
-                <w:sz w:val="15"/>
+                <w:sz w:val="19"/>
               </w:rPr>
               <w:t>Practical checkpoint 5A — Safe setup, authorised stage and first quality hold point</w:t>
               <w:br/>
@@ -7159,7 +7159,7 @@
                 <w:rFonts w:ascii="Arial" w:hAnsi="Arial"/>
                 <w:b/>
                 <w:color w:val="25342D"/>
-                <w:sz w:val="16"/>
+                <w:sz w:val="19"/>
               </w:rPr>
               <w:t>24</w:t>
             </w:r>
@@ -7181,7 +7181,7 @@
                 <w:rFonts w:ascii="Arial" w:hAnsi="Arial"/>
                 <w:b/>
                 <w:color w:val="25342D"/>
-                <w:sz w:val="16"/>
+                <w:sz w:val="19"/>
               </w:rPr>
               <w:t>Practical</w:t>
             </w:r>
@@ -7203,7 +7203,7 @@
                 <w:rFonts w:ascii="Arial" w:hAnsi="Arial"/>
                 <w:b w:val="0"/>
                 <w:color w:val="25342D"/>
-                <w:sz w:val="15"/>
+                <w:sz w:val="19"/>
               </w:rPr>
               <w:t>Module 3: controlled production</w:t>
             </w:r>
@@ -7224,7 +7224,7 @@
               <w:rPr>
                 <w:rFonts w:ascii="Arial" w:hAnsi="Arial"/>
                 <w:color w:val="25342D"/>
-                <w:sz w:val="16"/>
+                <w:sz w:val="19"/>
               </w:rPr>
               <w:t>Continue the current teacher-approved production stage. Follow the applicable demonstration, SOP and controls; check accuracy, fit, form or surface quality before continuing.</w:t>
             </w:r>
@@ -7239,7 +7239,7 @@
                   <w:color w:val="17583F"/>
                   <w:b/>
                   <w:rFonts w:ascii="Arial" w:hAnsi="Arial"/>
-                  <w:sz w:val="15"/>
+                  <w:sz w:val="19"/>
                 </w:rPr>
                 <w:t>Approved project plan and production evidence</w:t>
               </w:r>
@@ -7261,7 +7261,7 @@
               <w:rPr>
                 <w:rFonts w:ascii="Arial" w:hAnsi="Arial"/>
                 <w:color w:val="25342D"/>
-                <w:sz w:val="15"/>
+                <w:sz w:val="19"/>
               </w:rPr>
               <w:t>Demonstrate safe workshop practices and procedures when using materials, tools and equipment in metal projects</w:t>
             </w:r>
@@ -7274,7 +7274,7 @@
                   <w:color w:val="17583F"/>
                   <w:b/>
                   <w:rFonts w:ascii="Arial" w:hAnsi="Arial"/>
-                  <w:sz w:val="14"/>
+                  <w:sz w:val="19"/>
                 </w:rPr>
                 <w:t>Official content</w:t>
               </w:r>
@@ -7289,7 +7289,7 @@
                 <w:rFonts w:ascii="Arial" w:hAnsi="Arial"/>
                 <w:b/>
                 <w:color w:val="17583F"/>
-                <w:sz w:val="14"/>
+                <w:sz w:val="19"/>
               </w:rPr>
               <w:t>INT5-SAF-01, INT5-USE-01, INT5-INP-01, INT5-PRO-01</w:t>
             </w:r>
@@ -7311,7 +7311,7 @@
                 <w:rFonts w:ascii="Arial" w:hAnsi="Arial"/>
                 <w:b w:val="0"/>
                 <w:color w:val="25342D"/>
-                <w:sz w:val="15"/>
+                <w:sz w:val="19"/>
               </w:rPr>
               <w:t>Practical checkpoint 5B — Teacher observation of controlled process and named quality check</w:t>
               <w:br/>
@@ -7341,7 +7341,7 @@
                 <w:rFonts w:ascii="Arial" w:hAnsi="Arial"/>
                 <w:b/>
                 <w:color w:val="25342D"/>
-                <w:sz w:val="16"/>
+                <w:sz w:val="19"/>
               </w:rPr>
               <w:t>25</w:t>
             </w:r>
@@ -7363,7 +7363,7 @@
                 <w:rFonts w:ascii="Arial" w:hAnsi="Arial"/>
                 <w:b/>
                 <w:color w:val="25342D"/>
-                <w:sz w:val="16"/>
+                <w:sz w:val="19"/>
               </w:rPr>
               <w:t>Practical</w:t>
             </w:r>
@@ -7385,7 +7385,7 @@
                 <w:rFonts w:ascii="Arial" w:hAnsi="Arial"/>
                 <w:b w:val="0"/>
                 <w:color w:val="25342D"/>
-                <w:sz w:val="15"/>
+                <w:sz w:val="19"/>
               </w:rPr>
               <w:t>Module 3: evidence and review</w:t>
             </w:r>
@@ -7406,7 +7406,7 @@
               <w:rPr>
                 <w:rFonts w:ascii="Arial" w:hAnsi="Arial"/>
                 <w:color w:val="25342D"/>
-                <w:sz w:val="16"/>
+                <w:sz w:val="19"/>
               </w:rPr>
               <w:t>Complete the current approved checkpoint. Photograph or otherwise record the result, annotate the quality finding and response, then clean down and store work safely.</w:t>
             </w:r>
@@ -7421,7 +7421,7 @@
                   <w:color w:val="17583F"/>
                   <w:b/>
                   <w:rFonts w:ascii="Arial" w:hAnsi="Arial"/>
-                  <w:sz w:val="15"/>
+                  <w:sz w:val="19"/>
                 </w:rPr>
                 <w:t>Approved project plan and production evidence</w:t>
               </w:r>
@@ -7443,7 +7443,7 @@
               <w:rPr>
                 <w:rFonts w:ascii="Arial" w:hAnsi="Arial"/>
                 <w:color w:val="25342D"/>
-                <w:sz w:val="15"/>
+                <w:sz w:val="19"/>
               </w:rPr>
               <w:t>Demonstrate safe workshop practices and procedures when using materials, tools and equipment in metal projects</w:t>
             </w:r>
@@ -7456,7 +7456,7 @@
                   <w:color w:val="17583F"/>
                   <w:b/>
                   <w:rFonts w:ascii="Arial" w:hAnsi="Arial"/>
-                  <w:sz w:val="14"/>
+                  <w:sz w:val="19"/>
                 </w:rPr>
                 <w:t>Official content</w:t>
               </w:r>
@@ -7471,7 +7471,7 @@
                 <w:rFonts w:ascii="Arial" w:hAnsi="Arial"/>
                 <w:b/>
                 <w:color w:val="17583F"/>
-                <w:sz w:val="14"/>
+                <w:sz w:val="19"/>
               </w:rPr>
               <w:t>INT5-SAF-01, INT5-USE-01, INT5-INP-01, INT5-PRO-01</w:t>
             </w:r>
@@ -7493,7 +7493,7 @@
                 <w:rFonts w:ascii="Arial" w:hAnsi="Arial"/>
                 <w:b w:val="0"/>
                 <w:color w:val="25342D"/>
-                <w:sz w:val="15"/>
+                <w:sz w:val="19"/>
               </w:rPr>
               <w:t>Practical checkpoint 5C — Checkpoint image or record, annotated quality finding and safe clean-down</w:t>
               <w:br/>
@@ -7695,7 +7695,7 @@
                 <w:rFonts w:ascii="Arial" w:hAnsi="Arial"/>
                 <w:b/>
                 <w:color w:val="25342D"/>
-                <w:sz w:val="16"/>
+                <w:sz w:val="19"/>
               </w:rPr>
               <w:t>26</w:t>
             </w:r>
@@ -7717,7 +7717,7 @@
                 <w:rFonts w:ascii="Arial" w:hAnsi="Arial"/>
                 <w:b/>
                 <w:color w:val="25342D"/>
-                <w:sz w:val="16"/>
+                <w:sz w:val="19"/>
               </w:rPr>
               <w:t>Site/theory</w:t>
             </w:r>
@@ -7739,7 +7739,7 @@
                 <w:rFonts w:ascii="Arial" w:hAnsi="Arial"/>
                 <w:b w:val="0"/>
                 <w:color w:val="25342D"/>
-                <w:sz w:val="15"/>
+                <w:sz w:val="19"/>
               </w:rPr>
               <w:t>Module 3: Mark, cut and form accurately</w:t>
             </w:r>
@@ -7760,7 +7760,7 @@
               <w:rPr>
                 <w:rFonts w:ascii="Arial" w:hAnsi="Arial"/>
                 <w:color w:val="25342D"/>
-                <w:sz w:val="16"/>
+                <w:sz w:val="19"/>
               </w:rPr>
               <w:t>Read and discuss the named website theory: Cutting and forming sequence. Complete the linked knowledge check and record a short application response.</w:t>
             </w:r>
@@ -7775,7 +7775,7 @@
                   <w:color w:val="17583F"/>
                   <w:b/>
                   <w:rFonts w:ascii="Arial" w:hAnsi="Arial"/>
-                  <w:sz w:val="15"/>
+                  <w:sz w:val="19"/>
                 </w:rPr>
                 <w:t>Theory: Cutting and forming sequence</w:t>
               </w:r>
@@ -7791,7 +7791,7 @@
                   <w:color w:val="17583F"/>
                   <w:b/>
                   <w:rFonts w:ascii="Arial" w:hAnsi="Arial"/>
-                  <w:sz w:val="15"/>
+                  <w:sz w:val="19"/>
                 </w:rPr>
                 <w:t>Knowledge check: Mark, cut and form accurately</w:t>
               </w:r>
@@ -7807,7 +7807,7 @@
                   <w:color w:val="17583F"/>
                   <w:b/>
                   <w:rFonts w:ascii="Arial" w:hAnsi="Arial"/>
-                  <w:sz w:val="15"/>
+                  <w:sz w:val="19"/>
                 </w:rPr>
                 <w:t>Syllabus learning</w:t>
               </w:r>
@@ -7830,7 +7830,7 @@
                 <w:rFonts w:ascii="Arial" w:hAnsi="Arial"/>
                 <w:b/>
                 <w:color w:val="25342D"/>
-                <w:sz w:val="15"/>
+                <w:sz w:val="19"/>
               </w:rPr>
               <w:t>Identify a range of hardware components and their functions for application in metal projects</w:t>
             </w:r>
@@ -7843,7 +7843,7 @@
                   <w:color w:val="17583F"/>
                   <w:b/>
                   <w:rFonts w:ascii="Arial" w:hAnsi="Arial"/>
-                  <w:sz w:val="14"/>
+                  <w:sz w:val="19"/>
                 </w:rPr>
                 <w:t>Official content</w:t>
               </w:r>
@@ -7857,7 +7857,7 @@
               <w:rPr>
                 <w:rFonts w:ascii="Arial" w:hAnsi="Arial"/>
                 <w:color w:val="25342D"/>
-                <w:sz w:val="15"/>
+                <w:sz w:val="19"/>
               </w:rPr>
               <w:t>Use subject-specific terminology to communicate industrial technology concepts</w:t>
             </w:r>
@@ -7870,7 +7870,7 @@
                   <w:color w:val="17583F"/>
                   <w:b/>
                   <w:rFonts w:ascii="Arial" w:hAnsi="Arial"/>
-                  <w:sz w:val="14"/>
+                  <w:sz w:val="19"/>
                 </w:rPr>
                 <w:t>Official content</w:t>
               </w:r>
@@ -7885,7 +7885,7 @@
                 <w:rFonts w:ascii="Arial" w:hAnsi="Arial"/>
                 <w:b/>
                 <w:color w:val="17583F"/>
-                <w:sz w:val="14"/>
+                <w:sz w:val="19"/>
               </w:rPr>
               <w:t>INT5-COM-01, INT5-IND-01, INT5-USE-01</w:t>
             </w:r>
@@ -7907,7 +7907,7 @@
                 <w:rFonts w:ascii="Arial" w:hAnsi="Arial"/>
                 <w:b w:val="0"/>
                 <w:color w:val="25342D"/>
-                <w:sz w:val="15"/>
+                <w:sz w:val="19"/>
               </w:rPr>
               <w:t>Named theory/check record — Module 3: Cutting and forming sequence</w:t>
               <w:br/>
@@ -7937,7 +7937,7 @@
                 <w:rFonts w:ascii="Arial" w:hAnsi="Arial"/>
                 <w:b/>
                 <w:color w:val="25342D"/>
-                <w:sz w:val="16"/>
+                <w:sz w:val="19"/>
               </w:rPr>
               <w:t>27</w:t>
             </w:r>
@@ -7959,7 +7959,7 @@
                 <w:rFonts w:ascii="Arial" w:hAnsi="Arial"/>
                 <w:b/>
                 <w:color w:val="25342D"/>
-                <w:sz w:val="16"/>
+                <w:sz w:val="19"/>
               </w:rPr>
               <w:t>Project/folio</w:t>
             </w:r>
@@ -7981,7 +7981,7 @@
                 <w:rFonts w:ascii="Arial" w:hAnsi="Arial"/>
                 <w:b w:val="0"/>
                 <w:color w:val="25342D"/>
-                <w:sz w:val="15"/>
+                <w:sz w:val="19"/>
               </w:rPr>
               <w:t>Module 3: folio and project decisions</w:t>
             </w:r>
@@ -8002,7 +8002,7 @@
               <w:rPr>
                 <w:rFonts w:ascii="Arial" w:hAnsi="Arial"/>
                 <w:color w:val="25342D"/>
-                <w:sz w:val="16"/>
+                <w:sz w:val="19"/>
               </w:rPr>
               <w:t>Apply Module 3 learning to the current approved project. Update the folio with the relevant decision, supporting evidence, quality check and next step.</w:t>
             </w:r>
@@ -8017,7 +8017,7 @@
                   <w:color w:val="17583F"/>
                   <w:b/>
                   <w:rFonts w:ascii="Arial" w:hAnsi="Arial"/>
-                  <w:sz w:val="15"/>
+                  <w:sz w:val="19"/>
                 </w:rPr>
                 <w:t>Project folio: checkpoint 6</w:t>
               </w:r>
@@ -8039,7 +8039,7 @@
               <w:rPr>
                 <w:rFonts w:ascii="Arial" w:hAnsi="Arial"/>
                 <w:color w:val="25342D"/>
-                <w:sz w:val="15"/>
+                <w:sz w:val="19"/>
               </w:rPr>
               <w:t>Create written texts to document, reflect on and evaluate project development, production and management…</w:t>
             </w:r>
@@ -8052,7 +8052,7 @@
                   <w:color w:val="17583F"/>
                   <w:b/>
                   <w:rFonts w:ascii="Arial" w:hAnsi="Arial"/>
-                  <w:sz w:val="14"/>
+                  <w:sz w:val="19"/>
                 </w:rPr>
                 <w:t>Official content</w:t>
               </w:r>
@@ -8067,7 +8067,7 @@
                 <w:rFonts w:ascii="Arial" w:hAnsi="Arial"/>
                 <w:b/>
                 <w:color w:val="17583F"/>
-                <w:sz w:val="14"/>
+                <w:sz w:val="19"/>
               </w:rPr>
               <w:t>INT5-COM-01, INT5-DES-01, INT5-EVL-01</w:t>
             </w:r>
@@ -8089,7 +8089,7 @@
                 <w:rFonts w:ascii="Arial" w:hAnsi="Arial"/>
                 <w:b w:val="0"/>
                 <w:color w:val="25342D"/>
-                <w:sz w:val="15"/>
+                <w:sz w:val="19"/>
               </w:rPr>
               <w:t>Folio checkpoint 6 — Module 3 decision, supporting evidence and teacher feedback</w:t>
               <w:br/>
@@ -8119,7 +8119,7 @@
                 <w:rFonts w:ascii="Arial" w:hAnsi="Arial"/>
                 <w:b/>
                 <w:color w:val="25342D"/>
-                <w:sz w:val="16"/>
+                <w:sz w:val="19"/>
               </w:rPr>
               <w:t>28</w:t>
             </w:r>
@@ -8141,7 +8141,7 @@
                 <w:rFonts w:ascii="Arial" w:hAnsi="Arial"/>
                 <w:b/>
                 <w:color w:val="25342D"/>
-                <w:sz w:val="16"/>
+                <w:sz w:val="19"/>
               </w:rPr>
               <w:t>Practical</w:t>
             </w:r>
@@ -8163,7 +8163,7 @@
                 <w:rFonts w:ascii="Arial" w:hAnsi="Arial"/>
                 <w:b w:val="0"/>
                 <w:color w:val="25342D"/>
-                <w:sz w:val="15"/>
+                <w:sz w:val="19"/>
               </w:rPr>
               <w:t>Module 3: setup and approved stage</w:t>
             </w:r>
@@ -8184,7 +8184,7 @@
               <w:rPr>
                 <w:rFonts w:ascii="Arial" w:hAnsi="Arial"/>
                 <w:color w:val="25342D"/>
-                <w:sz w:val="16"/>
+                <w:sz w:val="19"/>
               </w:rPr>
               <w:t>Confirm the current teacher-issued plan, hazards, controls, setup, permission and quality hold point. Complete only the demonstrated production stage.</w:t>
             </w:r>
@@ -8199,7 +8199,7 @@
                   <w:color w:val="17583F"/>
                   <w:b/>
                   <w:rFonts w:ascii="Arial" w:hAnsi="Arial"/>
-                  <w:sz w:val="15"/>
+                  <w:sz w:val="19"/>
                 </w:rPr>
                 <w:t>Approved project plan and production evidence</w:t>
               </w:r>
@@ -8221,7 +8221,7 @@
               <w:rPr>
                 <w:rFonts w:ascii="Arial" w:hAnsi="Arial"/>
                 <w:color w:val="25342D"/>
-                <w:sz w:val="15"/>
+                <w:sz w:val="19"/>
               </w:rPr>
               <w:t>Demonstrate safe workshop practices and procedures when using materials, tools and equipment in metal projects</w:t>
             </w:r>
@@ -8234,7 +8234,7 @@
                   <w:color w:val="17583F"/>
                   <w:b/>
                   <w:rFonts w:ascii="Arial" w:hAnsi="Arial"/>
-                  <w:sz w:val="14"/>
+                  <w:sz w:val="19"/>
                 </w:rPr>
                 <w:t>Official content</w:t>
               </w:r>
@@ -8249,7 +8249,7 @@
                 <w:rFonts w:ascii="Arial" w:hAnsi="Arial"/>
                 <w:b/>
                 <w:color w:val="17583F"/>
-                <w:sz w:val="14"/>
+                <w:sz w:val="19"/>
               </w:rPr>
               <w:t>INT5-SAF-01, INT5-USE-01, INT5-INP-01, INT5-PRO-01</w:t>
             </w:r>
@@ -8271,7 +8271,7 @@
                 <w:rFonts w:ascii="Arial" w:hAnsi="Arial"/>
                 <w:b w:val="0"/>
                 <w:color w:val="25342D"/>
-                <w:sz w:val="15"/>
+                <w:sz w:val="19"/>
               </w:rPr>
               <w:t>Practical checkpoint 6A — Safe setup, authorised stage and first quality hold point</w:t>
               <w:br/>
@@ -8301,7 +8301,7 @@
                 <w:rFonts w:ascii="Arial" w:hAnsi="Arial"/>
                 <w:b/>
                 <w:color w:val="25342D"/>
-                <w:sz w:val="16"/>
+                <w:sz w:val="19"/>
               </w:rPr>
               <w:t>29</w:t>
             </w:r>
@@ -8323,7 +8323,7 @@
                 <w:rFonts w:ascii="Arial" w:hAnsi="Arial"/>
                 <w:b/>
                 <w:color w:val="25342D"/>
-                <w:sz w:val="16"/>
+                <w:sz w:val="19"/>
               </w:rPr>
               <w:t>Practical</w:t>
             </w:r>
@@ -8345,7 +8345,7 @@
                 <w:rFonts w:ascii="Arial" w:hAnsi="Arial"/>
                 <w:b w:val="0"/>
                 <w:color w:val="25342D"/>
-                <w:sz w:val="15"/>
+                <w:sz w:val="19"/>
               </w:rPr>
               <w:t>Module 3: controlled production</w:t>
             </w:r>
@@ -8366,7 +8366,7 @@
               <w:rPr>
                 <w:rFonts w:ascii="Arial" w:hAnsi="Arial"/>
                 <w:color w:val="25342D"/>
-                <w:sz w:val="16"/>
+                <w:sz w:val="19"/>
               </w:rPr>
               <w:t>Continue the current teacher-approved production stage. Follow the applicable demonstration, SOP and controls; check accuracy, fit, form or surface quality before continuing.</w:t>
             </w:r>
@@ -8381,7 +8381,7 @@
                   <w:color w:val="17583F"/>
                   <w:b/>
                   <w:rFonts w:ascii="Arial" w:hAnsi="Arial"/>
-                  <w:sz w:val="15"/>
+                  <w:sz w:val="19"/>
                 </w:rPr>
                 <w:t>Approved project plan and production evidence</w:t>
               </w:r>
@@ -8403,7 +8403,7 @@
               <w:rPr>
                 <w:rFonts w:ascii="Arial" w:hAnsi="Arial"/>
                 <w:color w:val="25342D"/>
-                <w:sz w:val="15"/>
+                <w:sz w:val="19"/>
               </w:rPr>
               <w:t>Demonstrate safe workshop practices and procedures when using materials, tools and equipment in metal projects</w:t>
             </w:r>
@@ -8416,7 +8416,7 @@
                   <w:color w:val="17583F"/>
                   <w:b/>
                   <w:rFonts w:ascii="Arial" w:hAnsi="Arial"/>
-                  <w:sz w:val="14"/>
+                  <w:sz w:val="19"/>
                 </w:rPr>
                 <w:t>Official content</w:t>
               </w:r>
@@ -8431,7 +8431,7 @@
                 <w:rFonts w:ascii="Arial" w:hAnsi="Arial"/>
                 <w:b/>
                 <w:color w:val="17583F"/>
-                <w:sz w:val="14"/>
+                <w:sz w:val="19"/>
               </w:rPr>
               <w:t>INT5-SAF-01, INT5-USE-01, INT5-INP-01, INT5-PRO-01</w:t>
             </w:r>
@@ -8453,7 +8453,7 @@
                 <w:rFonts w:ascii="Arial" w:hAnsi="Arial"/>
                 <w:b w:val="0"/>
                 <w:color w:val="25342D"/>
-                <w:sz w:val="15"/>
+                <w:sz w:val="19"/>
               </w:rPr>
               <w:t>Practical checkpoint 6B — Teacher observation of controlled process and named quality check</w:t>
               <w:br/>
@@ -8483,7 +8483,7 @@
                 <w:rFonts w:ascii="Arial" w:hAnsi="Arial"/>
                 <w:b/>
                 <w:color w:val="25342D"/>
-                <w:sz w:val="16"/>
+                <w:sz w:val="19"/>
               </w:rPr>
               <w:t>30</w:t>
             </w:r>
@@ -8505,7 +8505,7 @@
                 <w:rFonts w:ascii="Arial" w:hAnsi="Arial"/>
                 <w:b/>
                 <w:color w:val="25342D"/>
-                <w:sz w:val="16"/>
+                <w:sz w:val="19"/>
               </w:rPr>
               <w:t>Practical</w:t>
             </w:r>
@@ -8527,7 +8527,7 @@
                 <w:rFonts w:ascii="Arial" w:hAnsi="Arial"/>
                 <w:b w:val="0"/>
                 <w:color w:val="25342D"/>
-                <w:sz w:val="15"/>
+                <w:sz w:val="19"/>
               </w:rPr>
               <w:t>Module 3: evidence and review</w:t>
             </w:r>
@@ -8548,7 +8548,7 @@
               <w:rPr>
                 <w:rFonts w:ascii="Arial" w:hAnsi="Arial"/>
                 <w:color w:val="25342D"/>
-                <w:sz w:val="16"/>
+                <w:sz w:val="19"/>
               </w:rPr>
               <w:t>Complete the current approved checkpoint. Photograph or otherwise record the result, annotate the quality finding and response, then clean down and store work safely.</w:t>
             </w:r>
@@ -8563,7 +8563,7 @@
                   <w:color w:val="17583F"/>
                   <w:b/>
                   <w:rFonts w:ascii="Arial" w:hAnsi="Arial"/>
-                  <w:sz w:val="15"/>
+                  <w:sz w:val="19"/>
                 </w:rPr>
                 <w:t>Approved project plan and production evidence</w:t>
               </w:r>
@@ -8585,7 +8585,7 @@
               <w:rPr>
                 <w:rFonts w:ascii="Arial" w:hAnsi="Arial"/>
                 <w:color w:val="25342D"/>
-                <w:sz w:val="15"/>
+                <w:sz w:val="19"/>
               </w:rPr>
               <w:t>Demonstrate safe workshop practices and procedures when using materials, tools and equipment in metal projects</w:t>
             </w:r>
@@ -8598,7 +8598,7 @@
                   <w:color w:val="17583F"/>
                   <w:b/>
                   <w:rFonts w:ascii="Arial" w:hAnsi="Arial"/>
-                  <w:sz w:val="14"/>
+                  <w:sz w:val="19"/>
                 </w:rPr>
                 <w:t>Official content</w:t>
               </w:r>
@@ -8613,7 +8613,7 @@
                 <w:rFonts w:ascii="Arial" w:hAnsi="Arial"/>
                 <w:b/>
                 <w:color w:val="17583F"/>
-                <w:sz w:val="14"/>
+                <w:sz w:val="19"/>
               </w:rPr>
               <w:t>INT5-SAF-01, INT5-USE-01, INT5-INP-01, INT5-PRO-01</w:t>
             </w:r>
@@ -8635,7 +8635,7 @@
                 <w:rFonts w:ascii="Arial" w:hAnsi="Arial"/>
                 <w:b w:val="0"/>
                 <w:color w:val="25342D"/>
-                <w:sz w:val="15"/>
+                <w:sz w:val="19"/>
               </w:rPr>
               <w:t>Practical checkpoint 6C — Checkpoint image or record, annotated quality finding and safe clean-down</w:t>
               <w:br/>
@@ -8837,7 +8837,7 @@
                 <w:rFonts w:ascii="Arial" w:hAnsi="Arial"/>
                 <w:b/>
                 <w:color w:val="25342D"/>
-                <w:sz w:val="16"/>
+                <w:sz w:val="19"/>
               </w:rPr>
               <w:t>31</w:t>
             </w:r>
@@ -8859,7 +8859,7 @@
                 <w:rFonts w:ascii="Arial" w:hAnsi="Arial"/>
                 <w:b/>
                 <w:color w:val="25342D"/>
-                <w:sz w:val="16"/>
+                <w:sz w:val="19"/>
               </w:rPr>
               <w:t>Site/theory</w:t>
             </w:r>
@@ -8881,7 +8881,7 @@
                 <w:rFonts w:ascii="Arial" w:hAnsi="Arial"/>
                 <w:b w:val="0"/>
                 <w:color w:val="25342D"/>
-                <w:sz w:val="15"/>
+                <w:sz w:val="19"/>
               </w:rPr>
               <w:t>Module 4: Join, machine and finish with purpose</w:t>
             </w:r>
@@ -8902,7 +8902,7 @@
               <w:rPr>
                 <w:rFonts w:ascii="Arial" w:hAnsi="Arial"/>
                 <w:color w:val="25342D"/>
-                <w:sz w:val="16"/>
+                <w:sz w:val="19"/>
               </w:rPr>
               <w:t>Read and discuss the named website theory: A joint is a design decision; Machining is permission-based. Complete the linked knowledge check and record a short application response.</w:t>
             </w:r>
@@ -8917,7 +8917,7 @@
                   <w:color w:val="17583F"/>
                   <w:b/>
                   <w:rFonts w:ascii="Arial" w:hAnsi="Arial"/>
-                  <w:sz w:val="15"/>
+                  <w:sz w:val="19"/>
                 </w:rPr>
                 <w:t>Theory: A joint is a design decision</w:t>
               </w:r>
@@ -8933,7 +8933,7 @@
                   <w:color w:val="17583F"/>
                   <w:b/>
                   <w:rFonts w:ascii="Arial" w:hAnsi="Arial"/>
-                  <w:sz w:val="15"/>
+                  <w:sz w:val="19"/>
                 </w:rPr>
                 <w:t>Theory: Machining is permission-based</w:t>
               </w:r>
@@ -8949,7 +8949,7 @@
                   <w:color w:val="17583F"/>
                   <w:b/>
                   <w:rFonts w:ascii="Arial" w:hAnsi="Arial"/>
-                  <w:sz w:val="15"/>
+                  <w:sz w:val="19"/>
                 </w:rPr>
                 <w:t>Knowledge check: Join, machine and finish with purpose</w:t>
               </w:r>
@@ -8965,7 +8965,7 @@
                   <w:color w:val="17583F"/>
                   <w:b/>
                   <w:rFonts w:ascii="Arial" w:hAnsi="Arial"/>
-                  <w:sz w:val="15"/>
+                  <w:sz w:val="19"/>
                 </w:rPr>
                 <w:t>Syllabus learning</w:t>
               </w:r>
@@ -8988,7 +8988,7 @@
                 <w:rFonts w:ascii="Arial" w:hAnsi="Arial"/>
                 <w:b/>
                 <w:color w:val="25342D"/>
-                <w:sz w:val="15"/>
+                <w:sz w:val="19"/>
               </w:rPr>
               <w:t>Evaluate the impact of manufacturing processes on the quality of finished metal products</w:t>
             </w:r>
@@ -9001,7 +9001,7 @@
                   <w:color w:val="17583F"/>
                   <w:b/>
                   <w:rFonts w:ascii="Arial" w:hAnsi="Arial"/>
-                  <w:sz w:val="14"/>
+                  <w:sz w:val="19"/>
                 </w:rPr>
                 <w:t>Official content</w:t>
               </w:r>
@@ -9015,7 +9015,7 @@
               <w:rPr>
                 <w:rFonts w:ascii="Arial" w:hAnsi="Arial"/>
                 <w:color w:val="25342D"/>
-                <w:sz w:val="15"/>
+                <w:sz w:val="19"/>
               </w:rPr>
               <w:t>Use subject-specific terminology to communicate industrial technology concepts</w:t>
             </w:r>
@@ -9028,7 +9028,7 @@
                   <w:color w:val="17583F"/>
                   <w:b/>
                   <w:rFonts w:ascii="Arial" w:hAnsi="Arial"/>
-                  <w:sz w:val="14"/>
+                  <w:sz w:val="19"/>
                 </w:rPr>
                 <w:t>Official content</w:t>
               </w:r>
@@ -9043,7 +9043,7 @@
                 <w:rFonts w:ascii="Arial" w:hAnsi="Arial"/>
                 <w:b/>
                 <w:color w:val="17583F"/>
-                <w:sz w:val="14"/>
+                <w:sz w:val="19"/>
               </w:rPr>
               <w:t>INT5-COM-01, INT5-ENV-01, INT5-USE-01, INT5-EVL-01, INT5-INP-01</w:t>
             </w:r>
@@ -9065,7 +9065,7 @@
                 <w:rFonts w:ascii="Arial" w:hAnsi="Arial"/>
                 <w:b w:val="0"/>
                 <w:color w:val="25342D"/>
-                <w:sz w:val="15"/>
+                <w:sz w:val="19"/>
               </w:rPr>
               <w:t>Named theory/check record — Module 4: A joint is a design decision; Machining is permission-based</w:t>
               <w:br/>
@@ -9095,7 +9095,7 @@
                 <w:rFonts w:ascii="Arial" w:hAnsi="Arial"/>
                 <w:b/>
                 <w:color w:val="25342D"/>
-                <w:sz w:val="16"/>
+                <w:sz w:val="19"/>
               </w:rPr>
               <w:t>32</w:t>
             </w:r>
@@ -9117,7 +9117,7 @@
                 <w:rFonts w:ascii="Arial" w:hAnsi="Arial"/>
                 <w:b/>
                 <w:color w:val="25342D"/>
-                <w:sz w:val="16"/>
+                <w:sz w:val="19"/>
               </w:rPr>
               <w:t>Project/folio</w:t>
             </w:r>
@@ -9139,7 +9139,7 @@
                 <w:rFonts w:ascii="Arial" w:hAnsi="Arial"/>
                 <w:b w:val="0"/>
                 <w:color w:val="25342D"/>
-                <w:sz w:val="15"/>
+                <w:sz w:val="19"/>
               </w:rPr>
               <w:t>Module 4: folio and project decisions</w:t>
             </w:r>
@@ -9160,7 +9160,7 @@
               <w:rPr>
                 <w:rFonts w:ascii="Arial" w:hAnsi="Arial"/>
                 <w:color w:val="25342D"/>
-                <w:sz w:val="16"/>
+                <w:sz w:val="19"/>
               </w:rPr>
               <w:t>Apply Module 4 learning to the current approved project. Update the folio with the relevant decision, supporting evidence, quality check and next step.</w:t>
             </w:r>
@@ -9175,7 +9175,7 @@
                   <w:color w:val="17583F"/>
                   <w:b/>
                   <w:rFonts w:ascii="Arial" w:hAnsi="Arial"/>
-                  <w:sz w:val="15"/>
+                  <w:sz w:val="19"/>
                 </w:rPr>
                 <w:t>Project folio: checkpoint 7</w:t>
               </w:r>
@@ -9197,7 +9197,7 @@
               <w:rPr>
                 <w:rFonts w:ascii="Arial" w:hAnsi="Arial"/>
                 <w:color w:val="25342D"/>
-                <w:sz w:val="15"/>
+                <w:sz w:val="19"/>
               </w:rPr>
               <w:t>Create written texts to document, reflect on and evaluate project development, production and management…</w:t>
             </w:r>
@@ -9210,7 +9210,7 @@
                   <w:color w:val="17583F"/>
                   <w:b/>
                   <w:rFonts w:ascii="Arial" w:hAnsi="Arial"/>
-                  <w:sz w:val="14"/>
+                  <w:sz w:val="19"/>
                 </w:rPr>
                 <w:t>Official content</w:t>
               </w:r>
@@ -9225,7 +9225,7 @@
                 <w:rFonts w:ascii="Arial" w:hAnsi="Arial"/>
                 <w:b/>
                 <w:color w:val="17583F"/>
-                <w:sz w:val="14"/>
+                <w:sz w:val="19"/>
               </w:rPr>
               <w:t>INT5-COM-01, INT5-DES-01, INT5-EVL-01</w:t>
             </w:r>
@@ -9247,7 +9247,7 @@
                 <w:rFonts w:ascii="Arial" w:hAnsi="Arial"/>
                 <w:b w:val="0"/>
                 <w:color w:val="25342D"/>
-                <w:sz w:val="15"/>
+                <w:sz w:val="19"/>
               </w:rPr>
               <w:t>Folio checkpoint 7 — Module 4 decision, supporting evidence and teacher feedback</w:t>
               <w:br/>
@@ -9277,7 +9277,7 @@
                 <w:rFonts w:ascii="Arial" w:hAnsi="Arial"/>
                 <w:b/>
                 <w:color w:val="25342D"/>
-                <w:sz w:val="16"/>
+                <w:sz w:val="19"/>
               </w:rPr>
               <w:t>33</w:t>
             </w:r>
@@ -9299,7 +9299,7 @@
                 <w:rFonts w:ascii="Arial" w:hAnsi="Arial"/>
                 <w:b/>
                 <w:color w:val="25342D"/>
-                <w:sz w:val="16"/>
+                <w:sz w:val="19"/>
               </w:rPr>
               <w:t>Practical</w:t>
             </w:r>
@@ -9321,7 +9321,7 @@
                 <w:rFonts w:ascii="Arial" w:hAnsi="Arial"/>
                 <w:b w:val="0"/>
                 <w:color w:val="25342D"/>
-                <w:sz w:val="15"/>
+                <w:sz w:val="19"/>
               </w:rPr>
               <w:t>Module 4: setup and approved stage</w:t>
             </w:r>
@@ -9342,7 +9342,7 @@
               <w:rPr>
                 <w:rFonts w:ascii="Arial" w:hAnsi="Arial"/>
                 <w:color w:val="25342D"/>
-                <w:sz w:val="16"/>
+                <w:sz w:val="19"/>
               </w:rPr>
               <w:t>Confirm the current teacher-issued plan, hazards, controls, setup, permission and quality hold point. Complete only the demonstrated production stage.</w:t>
             </w:r>
@@ -9357,7 +9357,7 @@
                   <w:color w:val="17583F"/>
                   <w:b/>
                   <w:rFonts w:ascii="Arial" w:hAnsi="Arial"/>
-                  <w:sz w:val="15"/>
+                  <w:sz w:val="19"/>
                 </w:rPr>
                 <w:t>Approved project plan and production evidence</w:t>
               </w:r>
@@ -9379,7 +9379,7 @@
               <w:rPr>
                 <w:rFonts w:ascii="Arial" w:hAnsi="Arial"/>
                 <w:color w:val="25342D"/>
-                <w:sz w:val="15"/>
+                <w:sz w:val="19"/>
               </w:rPr>
               <w:t>Demonstrate safe workshop practices and procedures when using materials, tools and equipment in metal projects</w:t>
             </w:r>
@@ -9392,7 +9392,7 @@
                   <w:color w:val="17583F"/>
                   <w:b/>
                   <w:rFonts w:ascii="Arial" w:hAnsi="Arial"/>
-                  <w:sz w:val="14"/>
+                  <w:sz w:val="19"/>
                 </w:rPr>
                 <w:t>Official content</w:t>
               </w:r>
@@ -9407,7 +9407,7 @@
                 <w:rFonts w:ascii="Arial" w:hAnsi="Arial"/>
                 <w:b/>
                 <w:color w:val="17583F"/>
-                <w:sz w:val="14"/>
+                <w:sz w:val="19"/>
               </w:rPr>
               <w:t>INT5-SAF-01, INT5-USE-01, INT5-INP-01, INT5-PRO-01</w:t>
             </w:r>
@@ -9429,7 +9429,7 @@
                 <w:rFonts w:ascii="Arial" w:hAnsi="Arial"/>
                 <w:b w:val="0"/>
                 <w:color w:val="25342D"/>
-                <w:sz w:val="15"/>
+                <w:sz w:val="19"/>
               </w:rPr>
               <w:t>Practical checkpoint 7A — Safe setup, authorised stage and first quality hold point</w:t>
               <w:br/>
@@ -9459,7 +9459,7 @@
                 <w:rFonts w:ascii="Arial" w:hAnsi="Arial"/>
                 <w:b/>
                 <w:color w:val="25342D"/>
-                <w:sz w:val="16"/>
+                <w:sz w:val="19"/>
               </w:rPr>
               <w:t>34</w:t>
             </w:r>
@@ -9481,7 +9481,7 @@
                 <w:rFonts w:ascii="Arial" w:hAnsi="Arial"/>
                 <w:b/>
                 <w:color w:val="25342D"/>
-                <w:sz w:val="16"/>
+                <w:sz w:val="19"/>
               </w:rPr>
               <w:t>Practical</w:t>
             </w:r>
@@ -9503,7 +9503,7 @@
                 <w:rFonts w:ascii="Arial" w:hAnsi="Arial"/>
                 <w:b w:val="0"/>
                 <w:color w:val="25342D"/>
-                <w:sz w:val="15"/>
+                <w:sz w:val="19"/>
               </w:rPr>
               <w:t>Module 4: controlled production</w:t>
             </w:r>
@@ -9524,7 +9524,7 @@
               <w:rPr>
                 <w:rFonts w:ascii="Arial" w:hAnsi="Arial"/>
                 <w:color w:val="25342D"/>
-                <w:sz w:val="16"/>
+                <w:sz w:val="19"/>
               </w:rPr>
               <w:t>Continue the current teacher-approved production stage. Follow the applicable demonstration, SOP and controls; check accuracy, fit, form or surface quality before continuing.</w:t>
             </w:r>
@@ -9539,7 +9539,7 @@
                   <w:color w:val="17583F"/>
                   <w:b/>
                   <w:rFonts w:ascii="Arial" w:hAnsi="Arial"/>
-                  <w:sz w:val="15"/>
+                  <w:sz w:val="19"/>
                 </w:rPr>
                 <w:t>Approved project plan and production evidence</w:t>
               </w:r>
@@ -9561,7 +9561,7 @@
               <w:rPr>
                 <w:rFonts w:ascii="Arial" w:hAnsi="Arial"/>
                 <w:color w:val="25342D"/>
-                <w:sz w:val="15"/>
+                <w:sz w:val="19"/>
               </w:rPr>
               <w:t>Demonstrate safe workshop practices and procedures when using materials, tools and equipment in metal projects</w:t>
             </w:r>
@@ -9574,7 +9574,7 @@
                   <w:color w:val="17583F"/>
                   <w:b/>
                   <w:rFonts w:ascii="Arial" w:hAnsi="Arial"/>
-                  <w:sz w:val="14"/>
+                  <w:sz w:val="19"/>
                 </w:rPr>
                 <w:t>Official content</w:t>
               </w:r>
@@ -9589,7 +9589,7 @@
                 <w:rFonts w:ascii="Arial" w:hAnsi="Arial"/>
                 <w:b/>
                 <w:color w:val="17583F"/>
-                <w:sz w:val="14"/>
+                <w:sz w:val="19"/>
               </w:rPr>
               <w:t>INT5-SAF-01, INT5-USE-01, INT5-INP-01, INT5-PRO-01</w:t>
             </w:r>
@@ -9611,7 +9611,7 @@
                 <w:rFonts w:ascii="Arial" w:hAnsi="Arial"/>
                 <w:b w:val="0"/>
                 <w:color w:val="25342D"/>
-                <w:sz w:val="15"/>
+                <w:sz w:val="19"/>
               </w:rPr>
               <w:t>Practical checkpoint 7B — Teacher observation of controlled process and named quality check</w:t>
               <w:br/>
@@ -9641,7 +9641,7 @@
                 <w:rFonts w:ascii="Arial" w:hAnsi="Arial"/>
                 <w:b/>
                 <w:color w:val="25342D"/>
-                <w:sz w:val="16"/>
+                <w:sz w:val="19"/>
               </w:rPr>
               <w:t>35</w:t>
             </w:r>
@@ -9663,7 +9663,7 @@
                 <w:rFonts w:ascii="Arial" w:hAnsi="Arial"/>
                 <w:b/>
                 <w:color w:val="25342D"/>
-                <w:sz w:val="16"/>
+                <w:sz w:val="19"/>
               </w:rPr>
               <w:t>Practical</w:t>
             </w:r>
@@ -9685,7 +9685,7 @@
                 <w:rFonts w:ascii="Arial" w:hAnsi="Arial"/>
                 <w:b w:val="0"/>
                 <w:color w:val="25342D"/>
-                <w:sz w:val="15"/>
+                <w:sz w:val="19"/>
               </w:rPr>
               <w:t>Module 4: evidence and review</w:t>
             </w:r>
@@ -9706,7 +9706,7 @@
               <w:rPr>
                 <w:rFonts w:ascii="Arial" w:hAnsi="Arial"/>
                 <w:color w:val="25342D"/>
-                <w:sz w:val="16"/>
+                <w:sz w:val="19"/>
               </w:rPr>
               <w:t>Complete the current approved checkpoint. Photograph or otherwise record the result, annotate the quality finding and response, then clean down and store work safely.</w:t>
             </w:r>
@@ -9721,7 +9721,7 @@
                   <w:color w:val="17583F"/>
                   <w:b/>
                   <w:rFonts w:ascii="Arial" w:hAnsi="Arial"/>
-                  <w:sz w:val="15"/>
+                  <w:sz w:val="19"/>
                 </w:rPr>
                 <w:t>Approved project plan and production evidence</w:t>
               </w:r>
@@ -9743,7 +9743,7 @@
               <w:rPr>
                 <w:rFonts w:ascii="Arial" w:hAnsi="Arial"/>
                 <w:color w:val="25342D"/>
-                <w:sz w:val="15"/>
+                <w:sz w:val="19"/>
               </w:rPr>
               <w:t>Demonstrate safe workshop practices and procedures when using materials, tools and equipment in metal projects</w:t>
             </w:r>
@@ -9756,7 +9756,7 @@
                   <w:color w:val="17583F"/>
                   <w:b/>
                   <w:rFonts w:ascii="Arial" w:hAnsi="Arial"/>
-                  <w:sz w:val="14"/>
+                  <w:sz w:val="19"/>
                 </w:rPr>
                 <w:t>Official content</w:t>
               </w:r>
@@ -9771,7 +9771,7 @@
                 <w:rFonts w:ascii="Arial" w:hAnsi="Arial"/>
                 <w:b/>
                 <w:color w:val="17583F"/>
-                <w:sz w:val="14"/>
+                <w:sz w:val="19"/>
               </w:rPr>
               <w:t>INT5-SAF-01, INT5-USE-01, INT5-INP-01, INT5-PRO-01</w:t>
             </w:r>
@@ -9793,7 +9793,7 @@
                 <w:rFonts w:ascii="Arial" w:hAnsi="Arial"/>
                 <w:b w:val="0"/>
                 <w:color w:val="25342D"/>
-                <w:sz w:val="15"/>
+                <w:sz w:val="19"/>
               </w:rPr>
               <w:t>Practical checkpoint 7C — Checkpoint image or record, annotated quality finding and safe clean-down</w:t>
               <w:br/>
@@ -9995,7 +9995,7 @@
                 <w:rFonts w:ascii="Arial" w:hAnsi="Arial"/>
                 <w:b/>
                 <w:color w:val="25342D"/>
-                <w:sz w:val="16"/>
+                <w:sz w:val="19"/>
               </w:rPr>
               <w:t>36</w:t>
             </w:r>
@@ -10017,7 +10017,7 @@
                 <w:rFonts w:ascii="Arial" w:hAnsi="Arial"/>
                 <w:b/>
                 <w:color w:val="25342D"/>
-                <w:sz w:val="16"/>
+                <w:sz w:val="19"/>
               </w:rPr>
               <w:t>Site/theory</w:t>
             </w:r>
@@ -10039,7 +10039,7 @@
                 <w:rFonts w:ascii="Arial" w:hAnsi="Arial"/>
                 <w:b w:val="0"/>
                 <w:color w:val="25342D"/>
-                <w:sz w:val="15"/>
+                <w:sz w:val="19"/>
               </w:rPr>
               <w:t>Module 4: Join, machine and finish with purpose</w:t>
             </w:r>
@@ -10060,7 +10060,7 @@
               <w:rPr>
                 <w:rFonts w:ascii="Arial" w:hAnsi="Arial"/>
                 <w:color w:val="25342D"/>
-                <w:sz w:val="16"/>
+                <w:sz w:val="19"/>
               </w:rPr>
               <w:t>Read and discuss the named website theory: Surface preparation and protection. Complete the linked knowledge check and record a short application response.</w:t>
             </w:r>
@@ -10075,7 +10075,7 @@
                   <w:color w:val="17583F"/>
                   <w:b/>
                   <w:rFonts w:ascii="Arial" w:hAnsi="Arial"/>
-                  <w:sz w:val="15"/>
+                  <w:sz w:val="19"/>
                 </w:rPr>
                 <w:t>Theory: Surface preparation and protection</w:t>
               </w:r>
@@ -10091,7 +10091,7 @@
                   <w:color w:val="17583F"/>
                   <w:b/>
                   <w:rFonts w:ascii="Arial" w:hAnsi="Arial"/>
-                  <w:sz w:val="15"/>
+                  <w:sz w:val="19"/>
                 </w:rPr>
                 <w:t>Knowledge check: Join, machine and finish with purpose</w:t>
               </w:r>
@@ -10107,7 +10107,7 @@
                   <w:color w:val="17583F"/>
                   <w:b/>
                   <w:rFonts w:ascii="Arial" w:hAnsi="Arial"/>
-                  <w:sz w:val="15"/>
+                  <w:sz w:val="19"/>
                 </w:rPr>
                 <w:t>Syllabus learning</w:t>
               </w:r>
@@ -10130,7 +10130,7 @@
                 <w:rFonts w:ascii="Arial" w:hAnsi="Arial"/>
                 <w:b/>
                 <w:color w:val="25342D"/>
-                <w:sz w:val="15"/>
+                <w:sz w:val="19"/>
               </w:rPr>
               <w:t>Investigate issues relating to the sustainability of resources in the metal industry</w:t>
             </w:r>
@@ -10143,7 +10143,7 @@
                   <w:color w:val="17583F"/>
                   <w:b/>
                   <w:rFonts w:ascii="Arial" w:hAnsi="Arial"/>
-                  <w:sz w:val="14"/>
+                  <w:sz w:val="19"/>
                 </w:rPr>
                 <w:t>Official content</w:t>
               </w:r>
@@ -10157,7 +10157,7 @@
               <w:rPr>
                 <w:rFonts w:ascii="Arial" w:hAnsi="Arial"/>
                 <w:color w:val="25342D"/>
-                <w:sz w:val="15"/>
+                <w:sz w:val="19"/>
               </w:rPr>
               <w:t>Use subject-specific terminology to communicate industrial technology concepts</w:t>
             </w:r>
@@ -10170,7 +10170,7 @@
                   <w:color w:val="17583F"/>
                   <w:b/>
                   <w:rFonts w:ascii="Arial" w:hAnsi="Arial"/>
-                  <w:sz w:val="14"/>
+                  <w:sz w:val="19"/>
                 </w:rPr>
                 <w:t>Official content</w:t>
               </w:r>
@@ -10185,7 +10185,7 @@
                 <w:rFonts w:ascii="Arial" w:hAnsi="Arial"/>
                 <w:b/>
                 <w:color w:val="17583F"/>
-                <w:sz w:val="14"/>
+                <w:sz w:val="19"/>
               </w:rPr>
               <w:t>INT5-COM-01, INT5-IND-01, INT5-ENV-01, INT5-USE-01</w:t>
             </w:r>
@@ -10207,7 +10207,7 @@
                 <w:rFonts w:ascii="Arial" w:hAnsi="Arial"/>
                 <w:b w:val="0"/>
                 <w:color w:val="25342D"/>
-                <w:sz w:val="15"/>
+                <w:sz w:val="19"/>
               </w:rPr>
               <w:t>Named theory/check record — Module 4: Surface preparation and protection</w:t>
               <w:br/>
@@ -10237,7 +10237,7 @@
                 <w:rFonts w:ascii="Arial" w:hAnsi="Arial"/>
                 <w:b/>
                 <w:color w:val="25342D"/>
-                <w:sz w:val="16"/>
+                <w:sz w:val="19"/>
               </w:rPr>
               <w:t>37</w:t>
             </w:r>
@@ -10259,7 +10259,7 @@
                 <w:rFonts w:ascii="Arial" w:hAnsi="Arial"/>
                 <w:b/>
                 <w:color w:val="25342D"/>
-                <w:sz w:val="16"/>
+                <w:sz w:val="19"/>
               </w:rPr>
               <w:t>Project/folio</w:t>
             </w:r>
@@ -10281,7 +10281,7 @@
                 <w:rFonts w:ascii="Arial" w:hAnsi="Arial"/>
                 <w:b w:val="0"/>
                 <w:color w:val="25342D"/>
-                <w:sz w:val="15"/>
+                <w:sz w:val="19"/>
               </w:rPr>
               <w:t>Module 4: folio and project decisions</w:t>
             </w:r>
@@ -10302,7 +10302,7 @@
               <w:rPr>
                 <w:rFonts w:ascii="Arial" w:hAnsi="Arial"/>
                 <w:color w:val="25342D"/>
-                <w:sz w:val="16"/>
+                <w:sz w:val="19"/>
               </w:rPr>
               <w:t>Apply Module 4 learning to the current approved project. Update the folio with the relevant decision, supporting evidence, quality check and next step.</w:t>
             </w:r>
@@ -10317,7 +10317,7 @@
                   <w:color w:val="17583F"/>
                   <w:b/>
                   <w:rFonts w:ascii="Arial" w:hAnsi="Arial"/>
-                  <w:sz w:val="15"/>
+                  <w:sz w:val="19"/>
                 </w:rPr>
                 <w:t>Project folio: checkpoint 8</w:t>
               </w:r>
@@ -10339,7 +10339,7 @@
               <w:rPr>
                 <w:rFonts w:ascii="Arial" w:hAnsi="Arial"/>
                 <w:color w:val="25342D"/>
-                <w:sz w:val="15"/>
+                <w:sz w:val="19"/>
               </w:rPr>
               <w:t>Create written texts to document, reflect on and evaluate project development, production and management…</w:t>
             </w:r>
@@ -10352,7 +10352,7 @@
                   <w:color w:val="17583F"/>
                   <w:b/>
                   <w:rFonts w:ascii="Arial" w:hAnsi="Arial"/>
-                  <w:sz w:val="14"/>
+                  <w:sz w:val="19"/>
                 </w:rPr>
                 <w:t>Official content</w:t>
               </w:r>
@@ -10367,7 +10367,7 @@
                 <w:rFonts w:ascii="Arial" w:hAnsi="Arial"/>
                 <w:b/>
                 <w:color w:val="17583F"/>
-                <w:sz w:val="14"/>
+                <w:sz w:val="19"/>
               </w:rPr>
               <w:t>INT5-COM-01, INT5-DES-01, INT5-EVL-01</w:t>
             </w:r>
@@ -10389,7 +10389,7 @@
                 <w:rFonts w:ascii="Arial" w:hAnsi="Arial"/>
                 <w:b w:val="0"/>
                 <w:color w:val="25342D"/>
-                <w:sz w:val="15"/>
+                <w:sz w:val="19"/>
               </w:rPr>
               <w:t>Folio checkpoint 8 — Module 4 decision, supporting evidence and teacher feedback</w:t>
               <w:br/>
@@ -10419,7 +10419,7 @@
                 <w:rFonts w:ascii="Arial" w:hAnsi="Arial"/>
                 <w:b/>
                 <w:color w:val="25342D"/>
-                <w:sz w:val="16"/>
+                <w:sz w:val="19"/>
               </w:rPr>
               <w:t>38</w:t>
             </w:r>
@@ -10441,7 +10441,7 @@
                 <w:rFonts w:ascii="Arial" w:hAnsi="Arial"/>
                 <w:b/>
                 <w:color w:val="25342D"/>
-                <w:sz w:val="16"/>
+                <w:sz w:val="19"/>
               </w:rPr>
               <w:t>Practical</w:t>
             </w:r>
@@ -10463,7 +10463,7 @@
                 <w:rFonts w:ascii="Arial" w:hAnsi="Arial"/>
                 <w:b w:val="0"/>
                 <w:color w:val="25342D"/>
-                <w:sz w:val="15"/>
+                <w:sz w:val="19"/>
               </w:rPr>
               <w:t>Module 4: setup and approved stage</w:t>
             </w:r>
@@ -10484,7 +10484,7 @@
               <w:rPr>
                 <w:rFonts w:ascii="Arial" w:hAnsi="Arial"/>
                 <w:color w:val="25342D"/>
-                <w:sz w:val="16"/>
+                <w:sz w:val="19"/>
               </w:rPr>
               <w:t>Confirm the current teacher-issued plan, hazards, controls, setup, permission and quality hold point. Complete only the demonstrated production stage.</w:t>
             </w:r>
@@ -10499,7 +10499,7 @@
                   <w:color w:val="17583F"/>
                   <w:b/>
                   <w:rFonts w:ascii="Arial" w:hAnsi="Arial"/>
-                  <w:sz w:val="15"/>
+                  <w:sz w:val="19"/>
                 </w:rPr>
                 <w:t>Approved project plan and production evidence</w:t>
               </w:r>
@@ -10521,7 +10521,7 @@
               <w:rPr>
                 <w:rFonts w:ascii="Arial" w:hAnsi="Arial"/>
                 <w:color w:val="25342D"/>
-                <w:sz w:val="15"/>
+                <w:sz w:val="19"/>
               </w:rPr>
               <w:t>Demonstrate safe workshop practices and procedures when using materials, tools and equipment in metal projects</w:t>
             </w:r>
@@ -10534,7 +10534,7 @@
                   <w:color w:val="17583F"/>
                   <w:b/>
                   <w:rFonts w:ascii="Arial" w:hAnsi="Arial"/>
-                  <w:sz w:val="14"/>
+                  <w:sz w:val="19"/>
                 </w:rPr>
                 <w:t>Official content</w:t>
               </w:r>
@@ -10549,7 +10549,7 @@
                 <w:rFonts w:ascii="Arial" w:hAnsi="Arial"/>
                 <w:b/>
                 <w:color w:val="17583F"/>
-                <w:sz w:val="14"/>
+                <w:sz w:val="19"/>
               </w:rPr>
               <w:t>INT5-SAF-01, INT5-USE-01, INT5-INP-01, INT5-PRO-01</w:t>
             </w:r>
@@ -10571,7 +10571,7 @@
                 <w:rFonts w:ascii="Arial" w:hAnsi="Arial"/>
                 <w:b w:val="0"/>
                 <w:color w:val="25342D"/>
-                <w:sz w:val="15"/>
+                <w:sz w:val="19"/>
               </w:rPr>
               <w:t>Practical checkpoint 8A — Safe setup, authorised stage and first quality hold point</w:t>
               <w:br/>
@@ -10601,7 +10601,7 @@
                 <w:rFonts w:ascii="Arial" w:hAnsi="Arial"/>
                 <w:b/>
                 <w:color w:val="25342D"/>
-                <w:sz w:val="16"/>
+                <w:sz w:val="19"/>
               </w:rPr>
               <w:t>39</w:t>
             </w:r>
@@ -10623,7 +10623,7 @@
                 <w:rFonts w:ascii="Arial" w:hAnsi="Arial"/>
                 <w:b/>
                 <w:color w:val="25342D"/>
-                <w:sz w:val="16"/>
+                <w:sz w:val="19"/>
               </w:rPr>
               <w:t>Practical</w:t>
             </w:r>
@@ -10645,7 +10645,7 @@
                 <w:rFonts w:ascii="Arial" w:hAnsi="Arial"/>
                 <w:b w:val="0"/>
                 <w:color w:val="25342D"/>
-                <w:sz w:val="15"/>
+                <w:sz w:val="19"/>
               </w:rPr>
               <w:t>Module 4: controlled production</w:t>
             </w:r>
@@ -10666,7 +10666,7 @@
               <w:rPr>
                 <w:rFonts w:ascii="Arial" w:hAnsi="Arial"/>
                 <w:color w:val="25342D"/>
-                <w:sz w:val="16"/>
+                <w:sz w:val="19"/>
               </w:rPr>
               <w:t>Continue the current teacher-approved production stage. Follow the applicable demonstration, SOP and controls; check accuracy, fit, form or surface quality before continuing.</w:t>
             </w:r>
@@ -10681,7 +10681,7 @@
                   <w:color w:val="17583F"/>
                   <w:b/>
                   <w:rFonts w:ascii="Arial" w:hAnsi="Arial"/>
-                  <w:sz w:val="15"/>
+                  <w:sz w:val="19"/>
                 </w:rPr>
                 <w:t>Approved project plan and production evidence</w:t>
               </w:r>
@@ -10703,7 +10703,7 @@
               <w:rPr>
                 <w:rFonts w:ascii="Arial" w:hAnsi="Arial"/>
                 <w:color w:val="25342D"/>
-                <w:sz w:val="15"/>
+                <w:sz w:val="19"/>
               </w:rPr>
               <w:t>Demonstrate safe workshop practices and procedures when using materials, tools and equipment in metal projects</w:t>
             </w:r>
@@ -10716,7 +10716,7 @@
                   <w:color w:val="17583F"/>
                   <w:b/>
                   <w:rFonts w:ascii="Arial" w:hAnsi="Arial"/>
-                  <w:sz w:val="14"/>
+                  <w:sz w:val="19"/>
                 </w:rPr>
                 <w:t>Official content</w:t>
               </w:r>
@@ -10731,7 +10731,7 @@
                 <w:rFonts w:ascii="Arial" w:hAnsi="Arial"/>
                 <w:b/>
                 <w:color w:val="17583F"/>
-                <w:sz w:val="14"/>
+                <w:sz w:val="19"/>
               </w:rPr>
               <w:t>INT5-SAF-01, INT5-USE-01, INT5-INP-01, INT5-PRO-01</w:t>
             </w:r>
@@ -10753,7 +10753,7 @@
                 <w:rFonts w:ascii="Arial" w:hAnsi="Arial"/>
                 <w:b w:val="0"/>
                 <w:color w:val="25342D"/>
-                <w:sz w:val="15"/>
+                <w:sz w:val="19"/>
               </w:rPr>
               <w:t>Practical checkpoint 8B — Teacher observation of controlled process and named quality check</w:t>
               <w:br/>
@@ -10783,7 +10783,7 @@
                 <w:rFonts w:ascii="Arial" w:hAnsi="Arial"/>
                 <w:b/>
                 <w:color w:val="25342D"/>
-                <w:sz w:val="16"/>
+                <w:sz w:val="19"/>
               </w:rPr>
               <w:t>40</w:t>
             </w:r>
@@ -10805,7 +10805,7 @@
                 <w:rFonts w:ascii="Arial" w:hAnsi="Arial"/>
                 <w:b/>
                 <w:color w:val="25342D"/>
-                <w:sz w:val="16"/>
+                <w:sz w:val="19"/>
               </w:rPr>
               <w:t>Practical</w:t>
             </w:r>
@@ -10827,7 +10827,7 @@
                 <w:rFonts w:ascii="Arial" w:hAnsi="Arial"/>
                 <w:b w:val="0"/>
                 <w:color w:val="25342D"/>
-                <w:sz w:val="15"/>
+                <w:sz w:val="19"/>
               </w:rPr>
               <w:t>Module 4: evidence and review</w:t>
             </w:r>
@@ -10848,7 +10848,7 @@
               <w:rPr>
                 <w:rFonts w:ascii="Arial" w:hAnsi="Arial"/>
                 <w:color w:val="25342D"/>
-                <w:sz w:val="16"/>
+                <w:sz w:val="19"/>
               </w:rPr>
               <w:t>Complete the current approved checkpoint. Photograph or otherwise record the result, annotate the quality finding and response, then clean down and store work safely.</w:t>
             </w:r>
@@ -10863,7 +10863,7 @@
                   <w:color w:val="17583F"/>
                   <w:b/>
                   <w:rFonts w:ascii="Arial" w:hAnsi="Arial"/>
-                  <w:sz w:val="15"/>
+                  <w:sz w:val="19"/>
                 </w:rPr>
                 <w:t>Approved project plan and production evidence</w:t>
               </w:r>
@@ -10885,7 +10885,7 @@
               <w:rPr>
                 <w:rFonts w:ascii="Arial" w:hAnsi="Arial"/>
                 <w:color w:val="25342D"/>
-                <w:sz w:val="15"/>
+                <w:sz w:val="19"/>
               </w:rPr>
               <w:t>Demonstrate safe workshop practices and procedures when using materials, tools and equipment in metal projects</w:t>
             </w:r>
@@ -10898,7 +10898,7 @@
                   <w:color w:val="17583F"/>
                   <w:b/>
                   <w:rFonts w:ascii="Arial" w:hAnsi="Arial"/>
-                  <w:sz w:val="14"/>
+                  <w:sz w:val="19"/>
                 </w:rPr>
                 <w:t>Official content</w:t>
               </w:r>
@@ -10913,7 +10913,7 @@
                 <w:rFonts w:ascii="Arial" w:hAnsi="Arial"/>
                 <w:b/>
                 <w:color w:val="17583F"/>
-                <w:sz w:val="14"/>
+                <w:sz w:val="19"/>
               </w:rPr>
               <w:t>INT5-SAF-01, INT5-USE-01, INT5-INP-01, INT5-PRO-01</w:t>
             </w:r>
@@ -10935,7 +10935,7 @@
                 <w:rFonts w:ascii="Arial" w:hAnsi="Arial"/>
                 <w:b w:val="0"/>
                 <w:color w:val="25342D"/>
-                <w:sz w:val="15"/>
+                <w:sz w:val="19"/>
               </w:rPr>
               <w:t>Practical checkpoint 8C — Checkpoint image or record, annotated quality finding and safe clean-down</w:t>
               <w:br/>
@@ -11137,7 +11137,7 @@
                 <w:rFonts w:ascii="Arial" w:hAnsi="Arial"/>
                 <w:b/>
                 <w:color w:val="25342D"/>
-                <w:sz w:val="16"/>
+                <w:sz w:val="19"/>
               </w:rPr>
               <w:t>41</w:t>
             </w:r>
@@ -11159,7 +11159,7 @@
                 <w:rFonts w:ascii="Arial" w:hAnsi="Arial"/>
                 <w:b/>
                 <w:color w:val="25342D"/>
-                <w:sz w:val="16"/>
+                <w:sz w:val="19"/>
               </w:rPr>
               <w:t>Site/theory</w:t>
             </w:r>
@@ -11181,7 +11181,7 @@
                 <w:rFonts w:ascii="Arial" w:hAnsi="Arial"/>
                 <w:b w:val="0"/>
                 <w:color w:val="25342D"/>
-                <w:sz w:val="15"/>
+                <w:sz w:val="19"/>
               </w:rPr>
               <w:t>Module 5: Technology, quality and evaluation</w:t>
             </w:r>
@@ -11202,7 +11202,7 @@
               <w:rPr>
                 <w:rFonts w:ascii="Arial" w:hAnsi="Arial"/>
                 <w:color w:val="25342D"/>
-                <w:sz w:val="16"/>
+                <w:sz w:val="19"/>
               </w:rPr>
               <w:t>Read and discuss the named website theory: Quality, technology and evaluation; Current and emerging manufacturing. Complete the linked knowledge check and record a short application response.</w:t>
             </w:r>
@@ -11217,7 +11217,7 @@
                   <w:color w:val="17583F"/>
                   <w:b/>
                   <w:rFonts w:ascii="Arial" w:hAnsi="Arial"/>
-                  <w:sz w:val="15"/>
+                  <w:sz w:val="19"/>
                 </w:rPr>
                 <w:t>Theory: Quality, technology and evaluation</w:t>
               </w:r>
@@ -11233,7 +11233,7 @@
                   <w:color w:val="17583F"/>
                   <w:b/>
                   <w:rFonts w:ascii="Arial" w:hAnsi="Arial"/>
-                  <w:sz w:val="15"/>
+                  <w:sz w:val="19"/>
                 </w:rPr>
                 <w:t>Theory: Current and emerging manufacturing</w:t>
               </w:r>
@@ -11249,7 +11249,7 @@
                   <w:color w:val="17583F"/>
                   <w:b/>
                   <w:rFonts w:ascii="Arial" w:hAnsi="Arial"/>
-                  <w:sz w:val="15"/>
+                  <w:sz w:val="19"/>
                 </w:rPr>
                 <w:t>Knowledge check: Technology, quality and evaluation</w:t>
               </w:r>
@@ -11265,7 +11265,7 @@
                   <w:color w:val="17583F"/>
                   <w:b/>
                   <w:rFonts w:ascii="Arial" w:hAnsi="Arial"/>
-                  <w:sz w:val="15"/>
+                  <w:sz w:val="19"/>
                 </w:rPr>
                 <w:t>Syllabus learning</w:t>
               </w:r>
@@ -11288,7 +11288,7 @@
                 <w:rFonts w:ascii="Arial" w:hAnsi="Arial"/>
                 <w:b/>
                 <w:color w:val="25342D"/>
-                <w:sz w:val="15"/>
+                <w:sz w:val="19"/>
               </w:rPr>
               <w:t>Examine trade and career opportunities across the metal industry</w:t>
             </w:r>
@@ -11301,7 +11301,7 @@
                   <w:color w:val="17583F"/>
                   <w:b/>
                   <w:rFonts w:ascii="Arial" w:hAnsi="Arial"/>
-                  <w:sz w:val="14"/>
+                  <w:sz w:val="19"/>
                 </w:rPr>
                 <w:t>Official content</w:t>
               </w:r>
@@ -11315,7 +11315,7 @@
               <w:rPr>
                 <w:rFonts w:ascii="Arial" w:hAnsi="Arial"/>
                 <w:color w:val="25342D"/>
-                <w:sz w:val="15"/>
+                <w:sz w:val="19"/>
               </w:rPr>
               <w:t>Use subject-specific terminology to communicate industrial technology concepts</w:t>
             </w:r>
@@ -11328,7 +11328,7 @@
                   <w:color w:val="17583F"/>
                   <w:b/>
                   <w:rFonts w:ascii="Arial" w:hAnsi="Arial"/>
-                  <w:sz w:val="14"/>
+                  <w:sz w:val="19"/>
                 </w:rPr>
                 <w:t>Official content</w:t>
               </w:r>
@@ -11343,7 +11343,7 @@
                 <w:rFonts w:ascii="Arial" w:hAnsi="Arial"/>
                 <w:b/>
                 <w:color w:val="17583F"/>
-                <w:sz w:val="14"/>
+                <w:sz w:val="19"/>
               </w:rPr>
               <w:t>INT5-COM-01, INT5-ENV-01, INT5-USE-01, INT5-IND-01</w:t>
             </w:r>
@@ -11365,7 +11365,7 @@
                 <w:rFonts w:ascii="Arial" w:hAnsi="Arial"/>
                 <w:b w:val="0"/>
                 <w:color w:val="25342D"/>
-                <w:sz w:val="15"/>
+                <w:sz w:val="19"/>
               </w:rPr>
               <w:t>Named theory/check record — Module 5: Quality, technology and evaluation; Current and emerging manufacturing</w:t>
               <w:br/>
@@ -11395,7 +11395,7 @@
                 <w:rFonts w:ascii="Arial" w:hAnsi="Arial"/>
                 <w:b/>
                 <w:color w:val="25342D"/>
-                <w:sz w:val="16"/>
+                <w:sz w:val="19"/>
               </w:rPr>
               <w:t>42</w:t>
             </w:r>
@@ -11417,7 +11417,7 @@
                 <w:rFonts w:ascii="Arial" w:hAnsi="Arial"/>
                 <w:b/>
                 <w:color w:val="25342D"/>
-                <w:sz w:val="16"/>
+                <w:sz w:val="19"/>
               </w:rPr>
               <w:t>Project/folio</w:t>
             </w:r>
@@ -11439,7 +11439,7 @@
                 <w:rFonts w:ascii="Arial" w:hAnsi="Arial"/>
                 <w:b w:val="0"/>
                 <w:color w:val="25342D"/>
-                <w:sz w:val="15"/>
+                <w:sz w:val="19"/>
               </w:rPr>
               <w:t>Module 5: folio and project decisions</w:t>
             </w:r>
@@ -11460,7 +11460,7 @@
               <w:rPr>
                 <w:rFonts w:ascii="Arial" w:hAnsi="Arial"/>
                 <w:color w:val="25342D"/>
-                <w:sz w:val="16"/>
+                <w:sz w:val="19"/>
               </w:rPr>
               <w:t>Apply Module 5 learning to the current approved project. Update the folio with the relevant decision, supporting evidence, quality check and next step.</w:t>
             </w:r>
@@ -11475,7 +11475,7 @@
                   <w:color w:val="17583F"/>
                   <w:b/>
                   <w:rFonts w:ascii="Arial" w:hAnsi="Arial"/>
-                  <w:sz w:val="15"/>
+                  <w:sz w:val="19"/>
                 </w:rPr>
                 <w:t>Project folio: checkpoint 9</w:t>
               </w:r>
@@ -11497,7 +11497,7 @@
               <w:rPr>
                 <w:rFonts w:ascii="Arial" w:hAnsi="Arial"/>
                 <w:color w:val="25342D"/>
-                <w:sz w:val="15"/>
+                <w:sz w:val="19"/>
               </w:rPr>
               <w:t>Create written texts to document, reflect on and evaluate project development, production and management…</w:t>
             </w:r>
@@ -11510,7 +11510,7 @@
                   <w:color w:val="17583F"/>
                   <w:b/>
                   <w:rFonts w:ascii="Arial" w:hAnsi="Arial"/>
-                  <w:sz w:val="14"/>
+                  <w:sz w:val="19"/>
                 </w:rPr>
                 <w:t>Official content</w:t>
               </w:r>
@@ -11525,7 +11525,7 @@
                 <w:rFonts w:ascii="Arial" w:hAnsi="Arial"/>
                 <w:b/>
                 <w:color w:val="17583F"/>
-                <w:sz w:val="14"/>
+                <w:sz w:val="19"/>
               </w:rPr>
               <w:t>INT5-COM-01, INT5-DES-01, INT5-EVL-01</w:t>
             </w:r>
@@ -11547,7 +11547,7 @@
                 <w:rFonts w:ascii="Arial" w:hAnsi="Arial"/>
                 <w:b w:val="0"/>
                 <w:color w:val="25342D"/>
-                <w:sz w:val="15"/>
+                <w:sz w:val="19"/>
               </w:rPr>
               <w:t>Folio checkpoint 9 — Module 5 decision, supporting evidence and teacher feedback</w:t>
               <w:br/>
@@ -11577,7 +11577,7 @@
                 <w:rFonts w:ascii="Arial" w:hAnsi="Arial"/>
                 <w:b/>
                 <w:color w:val="25342D"/>
-                <w:sz w:val="16"/>
+                <w:sz w:val="19"/>
               </w:rPr>
               <w:t>43</w:t>
             </w:r>
@@ -11599,7 +11599,7 @@
                 <w:rFonts w:ascii="Arial" w:hAnsi="Arial"/>
                 <w:b/>
                 <w:color w:val="25342D"/>
-                <w:sz w:val="16"/>
+                <w:sz w:val="19"/>
               </w:rPr>
               <w:t>Practical</w:t>
             </w:r>
@@ -11621,7 +11621,7 @@
                 <w:rFonts w:ascii="Arial" w:hAnsi="Arial"/>
                 <w:b w:val="0"/>
                 <w:color w:val="25342D"/>
-                <w:sz w:val="15"/>
+                <w:sz w:val="19"/>
               </w:rPr>
               <w:t>Module 5: setup and approved stage</w:t>
             </w:r>
@@ -11642,7 +11642,7 @@
               <w:rPr>
                 <w:rFonts w:ascii="Arial" w:hAnsi="Arial"/>
                 <w:color w:val="25342D"/>
-                <w:sz w:val="16"/>
+                <w:sz w:val="19"/>
               </w:rPr>
               <w:t>Confirm the current teacher-issued plan, hazards, controls, setup, permission and quality hold point. Complete only the demonstrated production stage.</w:t>
             </w:r>
@@ -11657,7 +11657,7 @@
                   <w:color w:val="17583F"/>
                   <w:b/>
                   <w:rFonts w:ascii="Arial" w:hAnsi="Arial"/>
-                  <w:sz w:val="15"/>
+                  <w:sz w:val="19"/>
                 </w:rPr>
                 <w:t>Approved project plan and production evidence</w:t>
               </w:r>
@@ -11679,7 +11679,7 @@
               <w:rPr>
                 <w:rFonts w:ascii="Arial" w:hAnsi="Arial"/>
                 <w:color w:val="25342D"/>
-                <w:sz w:val="15"/>
+                <w:sz w:val="19"/>
               </w:rPr>
               <w:t>Demonstrate safe workshop practices and procedures when using materials, tools and equipment in metal projects</w:t>
             </w:r>
@@ -11692,7 +11692,7 @@
                   <w:color w:val="17583F"/>
                   <w:b/>
                   <w:rFonts w:ascii="Arial" w:hAnsi="Arial"/>
-                  <w:sz w:val="14"/>
+                  <w:sz w:val="19"/>
                 </w:rPr>
                 <w:t>Official content</w:t>
               </w:r>
@@ -11707,7 +11707,7 @@
                 <w:rFonts w:ascii="Arial" w:hAnsi="Arial"/>
                 <w:b/>
                 <w:color w:val="17583F"/>
-                <w:sz w:val="14"/>
+                <w:sz w:val="19"/>
               </w:rPr>
               <w:t>INT5-SAF-01, INT5-USE-01, INT5-INP-01, INT5-PRO-01</w:t>
             </w:r>
@@ -11729,7 +11729,7 @@
                 <w:rFonts w:ascii="Arial" w:hAnsi="Arial"/>
                 <w:b w:val="0"/>
                 <w:color w:val="25342D"/>
-                <w:sz w:val="15"/>
+                <w:sz w:val="19"/>
               </w:rPr>
               <w:t>Practical checkpoint 9A — Safe setup, authorised stage and first quality hold point</w:t>
               <w:br/>
@@ -11759,7 +11759,7 @@
                 <w:rFonts w:ascii="Arial" w:hAnsi="Arial"/>
                 <w:b/>
                 <w:color w:val="25342D"/>
-                <w:sz w:val="16"/>
+                <w:sz w:val="19"/>
               </w:rPr>
               <w:t>44</w:t>
             </w:r>
@@ -11781,7 +11781,7 @@
                 <w:rFonts w:ascii="Arial" w:hAnsi="Arial"/>
                 <w:b/>
                 <w:color w:val="25342D"/>
-                <w:sz w:val="16"/>
+                <w:sz w:val="19"/>
               </w:rPr>
               <w:t>Practical</w:t>
             </w:r>
@@ -11803,7 +11803,7 @@
                 <w:rFonts w:ascii="Arial" w:hAnsi="Arial"/>
                 <w:b w:val="0"/>
                 <w:color w:val="25342D"/>
-                <w:sz w:val="15"/>
+                <w:sz w:val="19"/>
               </w:rPr>
               <w:t>Module 5: controlled production</w:t>
             </w:r>
@@ -11824,7 +11824,7 @@
               <w:rPr>
                 <w:rFonts w:ascii="Arial" w:hAnsi="Arial"/>
                 <w:color w:val="25342D"/>
-                <w:sz w:val="16"/>
+                <w:sz w:val="19"/>
               </w:rPr>
               <w:t>Continue the current teacher-approved production stage. Follow the applicable demonstration, SOP and controls; check accuracy, fit, form or surface quality before continuing.</w:t>
             </w:r>
@@ -11839,7 +11839,7 @@
                   <w:color w:val="17583F"/>
                   <w:b/>
                   <w:rFonts w:ascii="Arial" w:hAnsi="Arial"/>
-                  <w:sz w:val="15"/>
+                  <w:sz w:val="19"/>
                 </w:rPr>
                 <w:t>Approved project plan and production evidence</w:t>
               </w:r>
@@ -11861,7 +11861,7 @@
               <w:rPr>
                 <w:rFonts w:ascii="Arial" w:hAnsi="Arial"/>
                 <w:color w:val="25342D"/>
-                <w:sz w:val="15"/>
+                <w:sz w:val="19"/>
               </w:rPr>
               <w:t>Demonstrate safe workshop practices and procedures when using materials, tools and equipment in metal projects</w:t>
             </w:r>
@@ -11874,7 +11874,7 @@
                   <w:color w:val="17583F"/>
                   <w:b/>
                   <w:rFonts w:ascii="Arial" w:hAnsi="Arial"/>
-                  <w:sz w:val="14"/>
+                  <w:sz w:val="19"/>
                 </w:rPr>
                 <w:t>Official content</w:t>
               </w:r>
@@ -11889,7 +11889,7 @@
                 <w:rFonts w:ascii="Arial" w:hAnsi="Arial"/>
                 <w:b/>
                 <w:color w:val="17583F"/>
-                <w:sz w:val="14"/>
+                <w:sz w:val="19"/>
               </w:rPr>
               <w:t>INT5-SAF-01, INT5-USE-01, INT5-INP-01, INT5-PRO-01</w:t>
             </w:r>
@@ -11911,7 +11911,7 @@
                 <w:rFonts w:ascii="Arial" w:hAnsi="Arial"/>
                 <w:b w:val="0"/>
                 <w:color w:val="25342D"/>
-                <w:sz w:val="15"/>
+                <w:sz w:val="19"/>
               </w:rPr>
               <w:t>Practical checkpoint 9B — Teacher observation of controlled process and named quality check</w:t>
               <w:br/>
@@ -11941,7 +11941,7 @@
                 <w:rFonts w:ascii="Arial" w:hAnsi="Arial"/>
                 <w:b/>
                 <w:color w:val="25342D"/>
-                <w:sz w:val="16"/>
+                <w:sz w:val="19"/>
               </w:rPr>
               <w:t>45</w:t>
             </w:r>
@@ -11963,7 +11963,7 @@
                 <w:rFonts w:ascii="Arial" w:hAnsi="Arial"/>
                 <w:b/>
                 <w:color w:val="25342D"/>
-                <w:sz w:val="16"/>
+                <w:sz w:val="19"/>
               </w:rPr>
               <w:t>Practical</w:t>
             </w:r>
@@ -11985,7 +11985,7 @@
                 <w:rFonts w:ascii="Arial" w:hAnsi="Arial"/>
                 <w:b w:val="0"/>
                 <w:color w:val="25342D"/>
-                <w:sz w:val="15"/>
+                <w:sz w:val="19"/>
               </w:rPr>
               <w:t>Module 5: evidence and review</w:t>
             </w:r>
@@ -12006,7 +12006,7 @@
               <w:rPr>
                 <w:rFonts w:ascii="Arial" w:hAnsi="Arial"/>
                 <w:color w:val="25342D"/>
-                <w:sz w:val="16"/>
+                <w:sz w:val="19"/>
               </w:rPr>
               <w:t>Complete the current approved checkpoint. Photograph or otherwise record the result, annotate the quality finding and response, then clean down and store work safely.</w:t>
             </w:r>
@@ -12021,7 +12021,7 @@
                   <w:color w:val="17583F"/>
                   <w:b/>
                   <w:rFonts w:ascii="Arial" w:hAnsi="Arial"/>
-                  <w:sz w:val="15"/>
+                  <w:sz w:val="19"/>
                 </w:rPr>
                 <w:t>Approved project plan and production evidence</w:t>
               </w:r>
@@ -12043,7 +12043,7 @@
               <w:rPr>
                 <w:rFonts w:ascii="Arial" w:hAnsi="Arial"/>
                 <w:color w:val="25342D"/>
-                <w:sz w:val="15"/>
+                <w:sz w:val="19"/>
               </w:rPr>
               <w:t>Demonstrate safe workshop practices and procedures when using materials, tools and equipment in metal projects</w:t>
             </w:r>
@@ -12056,7 +12056,7 @@
                   <w:color w:val="17583F"/>
                   <w:b/>
                   <w:rFonts w:ascii="Arial" w:hAnsi="Arial"/>
-                  <w:sz w:val="14"/>
+                  <w:sz w:val="19"/>
                 </w:rPr>
                 <w:t>Official content</w:t>
               </w:r>
@@ -12071,7 +12071,7 @@
                 <w:rFonts w:ascii="Arial" w:hAnsi="Arial"/>
                 <w:b/>
                 <w:color w:val="17583F"/>
-                <w:sz w:val="14"/>
+                <w:sz w:val="19"/>
               </w:rPr>
               <w:t>INT5-SAF-01, INT5-USE-01, INT5-INP-01, INT5-PRO-01</w:t>
             </w:r>
@@ -12093,7 +12093,7 @@
                 <w:rFonts w:ascii="Arial" w:hAnsi="Arial"/>
                 <w:b w:val="0"/>
                 <w:color w:val="25342D"/>
-                <w:sz w:val="15"/>
+                <w:sz w:val="19"/>
               </w:rPr>
               <w:t>Practical checkpoint 9C — Checkpoint image or record, annotated quality finding and safe clean-down</w:t>
               <w:br/>
@@ -12295,7 +12295,7 @@
                 <w:rFonts w:ascii="Arial" w:hAnsi="Arial"/>
                 <w:b/>
                 <w:color w:val="25342D"/>
-                <w:sz w:val="16"/>
+                <w:sz w:val="19"/>
               </w:rPr>
               <w:t>46</w:t>
             </w:r>
@@ -12317,7 +12317,7 @@
                 <w:rFonts w:ascii="Arial" w:hAnsi="Arial"/>
                 <w:b/>
                 <w:color w:val="25342D"/>
-                <w:sz w:val="16"/>
+                <w:sz w:val="19"/>
               </w:rPr>
               <w:t>Site/theory</w:t>
             </w:r>
@@ -12339,7 +12339,7 @@
                 <w:rFonts w:ascii="Arial" w:hAnsi="Arial"/>
                 <w:b w:val="0"/>
                 <w:color w:val="25342D"/>
-                <w:sz w:val="15"/>
+                <w:sz w:val="19"/>
               </w:rPr>
               <w:t>Module 5: Technology, quality and evaluation</w:t>
             </w:r>
@@ -12360,7 +12360,7 @@
               <w:rPr>
                 <w:rFonts w:ascii="Arial" w:hAnsi="Arial"/>
                 <w:color w:val="25342D"/>
-                <w:sz w:val="16"/>
+                <w:sz w:val="19"/>
               </w:rPr>
               <w:t>Read and discuss the named website theory: Folio and final evaluation. Complete the linked knowledge check and record a short application response.</w:t>
             </w:r>
@@ -12375,7 +12375,7 @@
                   <w:color w:val="17583F"/>
                   <w:b/>
                   <w:rFonts w:ascii="Arial" w:hAnsi="Arial"/>
-                  <w:sz w:val="15"/>
+                  <w:sz w:val="19"/>
                 </w:rPr>
                 <w:t>Theory: Folio and final evaluation</w:t>
               </w:r>
@@ -12391,7 +12391,7 @@
                   <w:color w:val="17583F"/>
                   <w:b/>
                   <w:rFonts w:ascii="Arial" w:hAnsi="Arial"/>
-                  <w:sz w:val="15"/>
+                  <w:sz w:val="19"/>
                 </w:rPr>
                 <w:t>Knowledge check: Technology, quality and evaluation</w:t>
               </w:r>
@@ -12413,7 +12413,7 @@
               <w:rPr>
                 <w:rFonts w:ascii="Arial" w:hAnsi="Arial"/>
                 <w:color w:val="25342D"/>
-                <w:sz w:val="15"/>
+                <w:sz w:val="19"/>
               </w:rPr>
               <w:t>Use subject-specific terminology to communicate industrial technology concepts</w:t>
             </w:r>
@@ -12426,7 +12426,7 @@
                   <w:color w:val="17583F"/>
                   <w:b/>
                   <w:rFonts w:ascii="Arial" w:hAnsi="Arial"/>
-                  <w:sz w:val="14"/>
+                  <w:sz w:val="19"/>
                 </w:rPr>
                 <w:t>Official content</w:t>
               </w:r>
@@ -12441,7 +12441,7 @@
                 <w:rFonts w:ascii="Arial" w:hAnsi="Arial"/>
                 <w:b/>
                 <w:color w:val="17583F"/>
-                <w:sz w:val="14"/>
+                <w:sz w:val="19"/>
               </w:rPr>
               <w:t>INT5-COM-01, INT5-IND-01</w:t>
             </w:r>
@@ -12463,7 +12463,7 @@
                 <w:rFonts w:ascii="Arial" w:hAnsi="Arial"/>
                 <w:b w:val="0"/>
                 <w:color w:val="25342D"/>
-                <w:sz w:val="15"/>
+                <w:sz w:val="19"/>
               </w:rPr>
               <w:t>Named theory/check record — Module 5: Folio and final evaluation</w:t>
               <w:br/>
@@ -12493,7 +12493,7 @@
                 <w:rFonts w:ascii="Arial" w:hAnsi="Arial"/>
                 <w:b/>
                 <w:color w:val="25342D"/>
-                <w:sz w:val="16"/>
+                <w:sz w:val="19"/>
               </w:rPr>
               <w:t>47</w:t>
             </w:r>
@@ -12515,7 +12515,7 @@
                 <w:rFonts w:ascii="Arial" w:hAnsi="Arial"/>
                 <w:b/>
                 <w:color w:val="25342D"/>
-                <w:sz w:val="16"/>
+                <w:sz w:val="19"/>
               </w:rPr>
               <w:t>Project/folio</w:t>
             </w:r>
@@ -12537,7 +12537,7 @@
                 <w:rFonts w:ascii="Arial" w:hAnsi="Arial"/>
                 <w:b w:val="0"/>
                 <w:color w:val="25342D"/>
-                <w:sz w:val="15"/>
+                <w:sz w:val="19"/>
               </w:rPr>
               <w:t>Module 5: folio and project decisions</w:t>
             </w:r>
@@ -12558,7 +12558,7 @@
               <w:rPr>
                 <w:rFonts w:ascii="Arial" w:hAnsi="Arial"/>
                 <w:color w:val="25342D"/>
-                <w:sz w:val="16"/>
+                <w:sz w:val="19"/>
               </w:rPr>
               <w:t>Apply Module 5 learning to the current approved project. Update the folio with the relevant decision, supporting evidence, quality check and next step.</w:t>
             </w:r>
@@ -12573,7 +12573,7 @@
                   <w:color w:val="17583F"/>
                   <w:b/>
                   <w:rFonts w:ascii="Arial" w:hAnsi="Arial"/>
-                  <w:sz w:val="15"/>
+                  <w:sz w:val="19"/>
                 </w:rPr>
                 <w:t>Project folio: checkpoint 10</w:t>
               </w:r>
@@ -12595,7 +12595,7 @@
               <w:rPr>
                 <w:rFonts w:ascii="Arial" w:hAnsi="Arial"/>
                 <w:color w:val="25342D"/>
-                <w:sz w:val="15"/>
+                <w:sz w:val="19"/>
               </w:rPr>
               <w:t>Create written texts to document, reflect on and evaluate project development, production and management…</w:t>
             </w:r>
@@ -12608,7 +12608,7 @@
                   <w:color w:val="17583F"/>
                   <w:b/>
                   <w:rFonts w:ascii="Arial" w:hAnsi="Arial"/>
-                  <w:sz w:val="14"/>
+                  <w:sz w:val="19"/>
                 </w:rPr>
                 <w:t>Official content</w:t>
               </w:r>
@@ -12623,7 +12623,7 @@
                 <w:rFonts w:ascii="Arial" w:hAnsi="Arial"/>
                 <w:b/>
                 <w:color w:val="17583F"/>
-                <w:sz w:val="14"/>
+                <w:sz w:val="19"/>
               </w:rPr>
               <w:t>INT5-COM-01, INT5-DES-01, INT5-EVL-01</w:t>
             </w:r>
@@ -12645,7 +12645,7 @@
                 <w:rFonts w:ascii="Arial" w:hAnsi="Arial"/>
                 <w:b w:val="0"/>
                 <w:color w:val="25342D"/>
-                <w:sz w:val="15"/>
+                <w:sz w:val="19"/>
               </w:rPr>
               <w:t>Folio checkpoint 10 — Module 5 decision, supporting evidence and teacher feedback</w:t>
               <w:br/>
@@ -12675,7 +12675,7 @@
                 <w:rFonts w:ascii="Arial" w:hAnsi="Arial"/>
                 <w:b/>
                 <w:color w:val="25342D"/>
-                <w:sz w:val="16"/>
+                <w:sz w:val="19"/>
               </w:rPr>
               <w:t>48</w:t>
             </w:r>
@@ -12697,7 +12697,7 @@
                 <w:rFonts w:ascii="Arial" w:hAnsi="Arial"/>
                 <w:b/>
                 <w:color w:val="25342D"/>
-                <w:sz w:val="16"/>
+                <w:sz w:val="19"/>
               </w:rPr>
               <w:t>Practical</w:t>
             </w:r>
@@ -12719,7 +12719,7 @@
                 <w:rFonts w:ascii="Arial" w:hAnsi="Arial"/>
                 <w:b w:val="0"/>
                 <w:color w:val="25342D"/>
-                <w:sz w:val="15"/>
+                <w:sz w:val="19"/>
               </w:rPr>
               <w:t>Module 5: setup and approved stage</w:t>
             </w:r>
@@ -12740,7 +12740,7 @@
               <w:rPr>
                 <w:rFonts w:ascii="Arial" w:hAnsi="Arial"/>
                 <w:color w:val="25342D"/>
-                <w:sz w:val="16"/>
+                <w:sz w:val="19"/>
               </w:rPr>
               <w:t>Confirm the current teacher-issued plan, hazards, controls, setup, permission and quality hold point. Complete only the demonstrated production stage.</w:t>
             </w:r>
@@ -12755,7 +12755,7 @@
                   <w:color w:val="17583F"/>
                   <w:b/>
                   <w:rFonts w:ascii="Arial" w:hAnsi="Arial"/>
-                  <w:sz w:val="15"/>
+                  <w:sz w:val="19"/>
                 </w:rPr>
                 <w:t>Approved project plan and production evidence</w:t>
               </w:r>
@@ -12777,7 +12777,7 @@
               <w:rPr>
                 <w:rFonts w:ascii="Arial" w:hAnsi="Arial"/>
                 <w:color w:val="25342D"/>
-                <w:sz w:val="15"/>
+                <w:sz w:val="19"/>
               </w:rPr>
               <w:t>Demonstrate safe workshop practices and procedures when using materials, tools and equipment in metal projects</w:t>
             </w:r>
@@ -12790,7 +12790,7 @@
                   <w:color w:val="17583F"/>
                   <w:b/>
                   <w:rFonts w:ascii="Arial" w:hAnsi="Arial"/>
-                  <w:sz w:val="14"/>
+                  <w:sz w:val="19"/>
                 </w:rPr>
                 <w:t>Official content</w:t>
               </w:r>
@@ -12805,7 +12805,7 @@
                 <w:rFonts w:ascii="Arial" w:hAnsi="Arial"/>
                 <w:b/>
                 <w:color w:val="17583F"/>
-                <w:sz w:val="14"/>
+                <w:sz w:val="19"/>
               </w:rPr>
               <w:t>INT5-SAF-01, INT5-USE-01, INT5-INP-01, INT5-PRO-01</w:t>
             </w:r>
@@ -12827,7 +12827,7 @@
                 <w:rFonts w:ascii="Arial" w:hAnsi="Arial"/>
                 <w:b w:val="0"/>
                 <w:color w:val="25342D"/>
-                <w:sz w:val="15"/>
+                <w:sz w:val="19"/>
               </w:rPr>
               <w:t>Practical checkpoint 10A — Safe setup, authorised stage and first quality hold point</w:t>
               <w:br/>
@@ -12857,7 +12857,7 @@
                 <w:rFonts w:ascii="Arial" w:hAnsi="Arial"/>
                 <w:b/>
                 <w:color w:val="25342D"/>
-                <w:sz w:val="16"/>
+                <w:sz w:val="19"/>
               </w:rPr>
               <w:t>49</w:t>
             </w:r>
@@ -12879,7 +12879,7 @@
                 <w:rFonts w:ascii="Arial" w:hAnsi="Arial"/>
                 <w:b/>
                 <w:color w:val="25342D"/>
-                <w:sz w:val="16"/>
+                <w:sz w:val="19"/>
               </w:rPr>
               <w:t>Practical</w:t>
             </w:r>
@@ -12901,7 +12901,7 @@
                 <w:rFonts w:ascii="Arial" w:hAnsi="Arial"/>
                 <w:b w:val="0"/>
                 <w:color w:val="25342D"/>
-                <w:sz w:val="15"/>
+                <w:sz w:val="19"/>
               </w:rPr>
               <w:t>Module 5: controlled production</w:t>
             </w:r>
@@ -12922,7 +12922,7 @@
               <w:rPr>
                 <w:rFonts w:ascii="Arial" w:hAnsi="Arial"/>
                 <w:color w:val="25342D"/>
-                <w:sz w:val="16"/>
+                <w:sz w:val="19"/>
               </w:rPr>
               <w:t>Continue the current teacher-approved production stage. Follow the applicable demonstration, SOP and controls; check accuracy, fit, form or surface quality before continuing.</w:t>
             </w:r>
@@ -12937,7 +12937,7 @@
                   <w:color w:val="17583F"/>
                   <w:b/>
                   <w:rFonts w:ascii="Arial" w:hAnsi="Arial"/>
-                  <w:sz w:val="15"/>
+                  <w:sz w:val="19"/>
                 </w:rPr>
                 <w:t>Approved project plan and production evidence</w:t>
               </w:r>
@@ -12959,7 +12959,7 @@
               <w:rPr>
                 <w:rFonts w:ascii="Arial" w:hAnsi="Arial"/>
                 <w:color w:val="25342D"/>
-                <w:sz w:val="15"/>
+                <w:sz w:val="19"/>
               </w:rPr>
               <w:t>Demonstrate safe workshop practices and procedures when using materials, tools and equipment in metal projects</w:t>
             </w:r>
@@ -12972,7 +12972,7 @@
                   <w:color w:val="17583F"/>
                   <w:b/>
                   <w:rFonts w:ascii="Arial" w:hAnsi="Arial"/>
-                  <w:sz w:val="14"/>
+                  <w:sz w:val="19"/>
                 </w:rPr>
                 <w:t>Official content</w:t>
               </w:r>
@@ -12987,7 +12987,7 @@
                 <w:rFonts w:ascii="Arial" w:hAnsi="Arial"/>
                 <w:b/>
                 <w:color w:val="17583F"/>
-                <w:sz w:val="14"/>
+                <w:sz w:val="19"/>
               </w:rPr>
               <w:t>INT5-SAF-01, INT5-USE-01, INT5-INP-01, INT5-PRO-01</w:t>
             </w:r>
@@ -13009,7 +13009,7 @@
                 <w:rFonts w:ascii="Arial" w:hAnsi="Arial"/>
                 <w:b w:val="0"/>
                 <w:color w:val="25342D"/>
-                <w:sz w:val="15"/>
+                <w:sz w:val="19"/>
               </w:rPr>
               <w:t>Practical checkpoint 10B — Teacher observation of controlled process and named quality check</w:t>
               <w:br/>
@@ -13039,7 +13039,7 @@
                 <w:rFonts w:ascii="Arial" w:hAnsi="Arial"/>
                 <w:b/>
                 <w:color w:val="25342D"/>
-                <w:sz w:val="16"/>
+                <w:sz w:val="19"/>
               </w:rPr>
               <w:t>50</w:t>
             </w:r>
@@ -13061,7 +13061,7 @@
                 <w:rFonts w:ascii="Arial" w:hAnsi="Arial"/>
                 <w:b/>
                 <w:color w:val="25342D"/>
-                <w:sz w:val="16"/>
+                <w:sz w:val="19"/>
               </w:rPr>
               <w:t>Practical</w:t>
             </w:r>
@@ -13083,7 +13083,7 @@
                 <w:rFonts w:ascii="Arial" w:hAnsi="Arial"/>
                 <w:b w:val="0"/>
                 <w:color w:val="25342D"/>
-                <w:sz w:val="15"/>
+                <w:sz w:val="19"/>
               </w:rPr>
               <w:t>Module 5: evidence and review</w:t>
             </w:r>
@@ -13104,7 +13104,7 @@
               <w:rPr>
                 <w:rFonts w:ascii="Arial" w:hAnsi="Arial"/>
                 <w:color w:val="25342D"/>
-                <w:sz w:val="16"/>
+                <w:sz w:val="19"/>
               </w:rPr>
               <w:t>Complete the current approved checkpoint. Photograph or otherwise record the result, annotate the quality finding and response, then clean down and store work safely.</w:t>
             </w:r>
@@ -13119,7 +13119,7 @@
                   <w:color w:val="17583F"/>
                   <w:b/>
                   <w:rFonts w:ascii="Arial" w:hAnsi="Arial"/>
-                  <w:sz w:val="15"/>
+                  <w:sz w:val="19"/>
                 </w:rPr>
                 <w:t>Approved project plan and production evidence</w:t>
               </w:r>
@@ -13141,7 +13141,7 @@
               <w:rPr>
                 <w:rFonts w:ascii="Arial" w:hAnsi="Arial"/>
                 <w:color w:val="25342D"/>
-                <w:sz w:val="15"/>
+                <w:sz w:val="19"/>
               </w:rPr>
               <w:t>Demonstrate safe workshop practices and procedures when using materials, tools and equipment in metal projects</w:t>
             </w:r>
@@ -13154,7 +13154,7 @@
                   <w:color w:val="17583F"/>
                   <w:b/>
                   <w:rFonts w:ascii="Arial" w:hAnsi="Arial"/>
-                  <w:sz w:val="14"/>
+                  <w:sz w:val="19"/>
                 </w:rPr>
                 <w:t>Official content</w:t>
               </w:r>
@@ -13169,7 +13169,7 @@
                 <w:rFonts w:ascii="Arial" w:hAnsi="Arial"/>
                 <w:b/>
                 <w:color w:val="17583F"/>
-                <w:sz w:val="14"/>
+                <w:sz w:val="19"/>
               </w:rPr>
               <w:t>INT5-SAF-01, INT5-USE-01, INT5-INP-01, INT5-PRO-01</w:t>
             </w:r>
@@ -13191,7 +13191,7 @@
                 <w:rFonts w:ascii="Arial" w:hAnsi="Arial"/>
                 <w:b w:val="0"/>
                 <w:color w:val="25342D"/>
-                <w:sz w:val="15"/>
+                <w:sz w:val="19"/>
               </w:rPr>
               <w:t>Practical checkpoint 10C — Checkpoint image or record, annotated quality finding and safe clean-down</w:t>
               <w:br/>
